--- a/docs/EC FAN OS 통합 검증서 20260417(간소화)/2. Modbus RTU/Modbus RTU No. 05 - EtherCAT SDO (FC 0x2B) 프레임 검증 및 예외 처리 검증.docx
+++ b/docs/EC FAN OS 통합 검증서 20260417(간소화)/2. Modbus RTU/Modbus RTU No. 05 - EtherCAT SDO (FC 0x2B) 프레임 검증 및 예외 처리 검증.docx
@@ -17,10 +17,10 @@
         <w:tblLook w:val="04A0" w:firstRow="1" w:lastRow="0" w:firstColumn="1" w:lastColumn="0" w:noHBand="0" w:noVBand="1"/>
       </w:tblPr>
       <w:tblGrid>
-        <w:gridCol w:w="1489"/>
-        <w:gridCol w:w="4394"/>
-        <w:gridCol w:w="1417"/>
-        <w:gridCol w:w="2196"/>
+        <w:gridCol w:w="616"/>
+        <w:gridCol w:w="5323"/>
+        <w:gridCol w:w="1845"/>
+        <w:gridCol w:w="3057"/>
       </w:tblGrid>
       <w:tr>
         <w:trPr>
@@ -294,7 +294,7 @@
                 <w:numId w:val="0"/>
               </w:numPr>
               <w:rPr>
-                <w:rFonts w:asciiTheme="majorHAnsi" w:eastAsiaTheme="majorHAnsi" w:hAnsiTheme="majorHAnsi" w:hint="eastAsia"/>
+                <w:rFonts w:asciiTheme="majorHAnsi" w:eastAsiaTheme="majorHAnsi" w:hAnsiTheme="majorHAnsi"/>
               </w:rPr>
             </w:pPr>
             <w:r>
@@ -992,7 +992,14 @@
               <w:rPr>
                 <w:rFonts w:asciiTheme="majorHAnsi" w:eastAsiaTheme="majorHAnsi" w:hAnsiTheme="majorHAnsi"/>
               </w:rPr>
-              <w:t>3회 반복 전송 테스트 동안 응답 누락(Drop), CRC 에러 또는 데이터 변동이 단 1회도 발생하지 않고 100%의 통신 일관성을 유지해야 </w:t>
+              <w:t xml:space="preserve">3회 반복 전송 테스트 동안 응답 누락(Drop), CRC 에러 또는 데이터 변동이 단 1회도 발생하지 않고 </w:t>
+            </w:r>
+            <w:r>
+              <w:rPr>
+                <w:rFonts w:asciiTheme="majorHAnsi" w:eastAsiaTheme="majorHAnsi" w:hAnsiTheme="majorHAnsi"/>
+              </w:rPr>
+              <w:lastRenderedPageBreak/>
+              <w:t>100%의 통신 일관성을 유지해야 </w:t>
             </w:r>
             <w:r>
               <w:rPr>
@@ -1255,7 +1262,7 @@
                 <w:numId w:val="0"/>
               </w:numPr>
               <w:rPr>
-                <w:rFonts w:asciiTheme="majorHAnsi" w:eastAsiaTheme="majorHAnsi" w:hAnsiTheme="majorHAnsi" w:hint="eastAsia"/>
+                <w:rFonts w:asciiTheme="majorHAnsi" w:eastAsiaTheme="majorHAnsi" w:hAnsiTheme="majorHAnsi"/>
               </w:rPr>
             </w:pPr>
           </w:p>
@@ -1305,12 +1312,2031 @@
                 <w:ilvl w:val="0"/>
                 <w:numId w:val="0"/>
               </w:numPr>
+              <w:jc w:val="center"/>
               <w:rPr>
                 <w:rFonts w:asciiTheme="majorHAnsi" w:eastAsiaTheme="majorHAnsi" w:hAnsiTheme="majorHAnsi"/>
                 <w:b/>
                 <w:bCs/>
               </w:rPr>
             </w:pPr>
+            <w:r>
+              <w:rPr>
+                <w:rFonts w:asciiTheme="majorHAnsi" w:eastAsiaTheme="majorHAnsi" w:hAnsiTheme="majorHAnsi"/>
+                <w:b/>
+                <w:bCs/>
+              </w:rPr>
+              <w:drawing>
+                <wp:inline distT="0" distB="0" distL="0" distR="0" wp14:anchorId="46B9501B" wp14:editId="4E42ECBB">
+                  <wp:extent cx="3774440" cy="8697595"/>
+                  <wp:effectExtent l="0" t="0" r="0" b="8255"/>
+                  <wp:docPr id="1" name="그림 1"/>
+                  <wp:cNvGraphicFramePr>
+                    <a:graphicFrameLocks xmlns:a="http://schemas.openxmlformats.org/drawingml/2006/main" noChangeAspect="1"/>
+                  </wp:cNvGraphicFramePr>
+                  <a:graphic xmlns:a="http://schemas.openxmlformats.org/drawingml/2006/main">
+                    <a:graphicData uri="http://schemas.openxmlformats.org/drawingml/2006/picture">
+                      <pic:pic xmlns:pic="http://schemas.openxmlformats.org/drawingml/2006/picture">
+                        <pic:nvPicPr>
+                          <pic:cNvPr id="1" name=""/>
+                          <pic:cNvPicPr/>
+                        </pic:nvPicPr>
+                        <pic:blipFill>
+                          <a:blip r:embed="rId8"/>
+                          <a:stretch>
+                            <a:fillRect/>
+                          </a:stretch>
+                        </pic:blipFill>
+                        <pic:spPr>
+                          <a:xfrm>
+                            <a:off x="0" y="0"/>
+                            <a:ext cx="3774440" cy="8697595"/>
+                          </a:xfrm>
+                          <a:prstGeom prst="rect">
+                            <a:avLst/>
+                          </a:prstGeom>
+                        </pic:spPr>
+                      </pic:pic>
+                    </a:graphicData>
+                  </a:graphic>
+                </wp:inline>
+              </w:drawing>
+            </w:r>
+          </w:p>
+          <w:p>
+            <w:pPr>
+              <w:pStyle w:val="1-0"/>
+              <w:rPr>
+                <w:rFonts w:asciiTheme="majorHAnsi" w:eastAsiaTheme="majorHAnsi" w:hAnsiTheme="majorHAnsi"/>
+              </w:rPr>
+            </w:pPr>
+            <w:r>
+              <w:rPr>
+                <w:rFonts w:asciiTheme="majorHAnsi" w:eastAsiaTheme="majorHAnsi" w:hAnsiTheme="majorHAnsi"/>
+              </w:rPr>
+              <w:lastRenderedPageBreak/>
+              <w:t>============================================================</w:t>
+            </w:r>
+          </w:p>
+          <w:p>
+            <w:pPr>
+              <w:pStyle w:val="1-0"/>
+              <w:rPr>
+                <w:rFonts w:asciiTheme="majorHAnsi" w:eastAsiaTheme="majorHAnsi" w:hAnsiTheme="majorHAnsi" w:hint="eastAsia"/>
+              </w:rPr>
+            </w:pPr>
+            <w:r>
+              <w:rPr>
+                <w:rFonts w:asciiTheme="majorHAnsi" w:eastAsiaTheme="majorHAnsi" w:hAnsiTheme="majorHAnsi" w:hint="eastAsia"/>
+              </w:rPr>
+              <w:t xml:space="preserve">테스트 </w:t>
+            </w:r>
+            <w:proofErr w:type="gramStart"/>
+            <w:r>
+              <w:rPr>
+                <w:rFonts w:asciiTheme="majorHAnsi" w:eastAsiaTheme="majorHAnsi" w:hAnsiTheme="majorHAnsi" w:hint="eastAsia"/>
+              </w:rPr>
+              <w:t>항목  :</w:t>
+            </w:r>
+            <w:proofErr w:type="gramEnd"/>
+            <w:r>
+              <w:rPr>
+                <w:rFonts w:asciiTheme="majorHAnsi" w:eastAsiaTheme="majorHAnsi" w:hAnsiTheme="majorHAnsi" w:hint="eastAsia"/>
+              </w:rPr>
+              <w:t xml:space="preserve"> [2-5] </w:t>
+            </w:r>
+            <w:proofErr w:type="spellStart"/>
+            <w:r>
+              <w:rPr>
+                <w:rFonts w:asciiTheme="majorHAnsi" w:eastAsiaTheme="majorHAnsi" w:hAnsiTheme="majorHAnsi" w:hint="eastAsia"/>
+              </w:rPr>
+              <w:t>EtherCAT</w:t>
+            </w:r>
+            <w:proofErr w:type="spellEnd"/>
+            <w:r>
+              <w:rPr>
+                <w:rFonts w:asciiTheme="majorHAnsi" w:eastAsiaTheme="majorHAnsi" w:hAnsiTheme="majorHAnsi" w:hint="eastAsia"/>
+              </w:rPr>
+              <w:t xml:space="preserve"> SDO (FC 0x2B) 프레임 검증 및 예외 처리</w:t>
+            </w:r>
+          </w:p>
+          <w:p>
+            <w:pPr>
+              <w:pStyle w:val="1-0"/>
+              <w:rPr>
+                <w:rFonts w:asciiTheme="majorHAnsi" w:eastAsiaTheme="majorHAnsi" w:hAnsiTheme="majorHAnsi" w:hint="eastAsia"/>
+              </w:rPr>
+            </w:pPr>
+            <w:r>
+              <w:rPr>
+                <w:rFonts w:asciiTheme="majorHAnsi" w:eastAsiaTheme="majorHAnsi" w:hAnsiTheme="majorHAnsi" w:hint="eastAsia"/>
+              </w:rPr>
+              <w:t xml:space="preserve">시작 시각  </w:t>
+            </w:r>
+            <w:proofErr w:type="gramStart"/>
+            <w:r>
+              <w:rPr>
+                <w:rFonts w:asciiTheme="majorHAnsi" w:eastAsiaTheme="majorHAnsi" w:hAnsiTheme="majorHAnsi" w:hint="eastAsia"/>
+              </w:rPr>
+              <w:t xml:space="preserve">  :</w:t>
+            </w:r>
+            <w:proofErr w:type="gramEnd"/>
+            <w:r>
+              <w:rPr>
+                <w:rFonts w:asciiTheme="majorHAnsi" w:eastAsiaTheme="majorHAnsi" w:hAnsiTheme="majorHAnsi" w:hint="eastAsia"/>
+              </w:rPr>
+              <w:t xml:space="preserve"> 2026. 4. 18. 오후 3:54:21</w:t>
+            </w:r>
+          </w:p>
+          <w:p>
+            <w:pPr>
+              <w:pStyle w:val="1-0"/>
+              <w:rPr>
+                <w:rFonts w:asciiTheme="majorHAnsi" w:eastAsiaTheme="majorHAnsi" w:hAnsiTheme="majorHAnsi" w:hint="eastAsia"/>
+              </w:rPr>
+            </w:pPr>
+            <w:r>
+              <w:rPr>
+                <w:rFonts w:asciiTheme="majorHAnsi" w:eastAsiaTheme="majorHAnsi" w:hAnsiTheme="majorHAnsi" w:hint="eastAsia"/>
+              </w:rPr>
+              <w:t xml:space="preserve">종료 시각  </w:t>
+            </w:r>
+            <w:proofErr w:type="gramStart"/>
+            <w:r>
+              <w:rPr>
+                <w:rFonts w:asciiTheme="majorHAnsi" w:eastAsiaTheme="majorHAnsi" w:hAnsiTheme="majorHAnsi" w:hint="eastAsia"/>
+              </w:rPr>
+              <w:t xml:space="preserve">  :</w:t>
+            </w:r>
+            <w:proofErr w:type="gramEnd"/>
+            <w:r>
+              <w:rPr>
+                <w:rFonts w:asciiTheme="majorHAnsi" w:eastAsiaTheme="majorHAnsi" w:hAnsiTheme="majorHAnsi" w:hint="eastAsia"/>
+              </w:rPr>
+              <w:t xml:space="preserve"> 2026. 4. 18. 오후 3:54:24</w:t>
+            </w:r>
+          </w:p>
+          <w:p>
+            <w:pPr>
+              <w:pStyle w:val="1-0"/>
+              <w:rPr>
+                <w:rFonts w:asciiTheme="majorHAnsi" w:eastAsiaTheme="majorHAnsi" w:hAnsiTheme="majorHAnsi" w:hint="eastAsia"/>
+              </w:rPr>
+            </w:pPr>
+            <w:r>
+              <w:rPr>
+                <w:rFonts w:asciiTheme="majorHAnsi" w:eastAsiaTheme="majorHAnsi" w:hAnsiTheme="majorHAnsi" w:hint="eastAsia"/>
+              </w:rPr>
+              <w:t xml:space="preserve">저장 시각  </w:t>
+            </w:r>
+            <w:proofErr w:type="gramStart"/>
+            <w:r>
+              <w:rPr>
+                <w:rFonts w:asciiTheme="majorHAnsi" w:eastAsiaTheme="majorHAnsi" w:hAnsiTheme="majorHAnsi" w:hint="eastAsia"/>
+              </w:rPr>
+              <w:t xml:space="preserve">  :</w:t>
+            </w:r>
+            <w:proofErr w:type="gramEnd"/>
+            <w:r>
+              <w:rPr>
+                <w:rFonts w:asciiTheme="majorHAnsi" w:eastAsiaTheme="majorHAnsi" w:hAnsiTheme="majorHAnsi" w:hint="eastAsia"/>
+              </w:rPr>
+              <w:t xml:space="preserve"> 2026. 4. 18. 오후 3:54:48</w:t>
+            </w:r>
+          </w:p>
+          <w:p>
+            <w:pPr>
+              <w:pStyle w:val="1-0"/>
+              <w:rPr>
+                <w:rFonts w:asciiTheme="majorHAnsi" w:eastAsiaTheme="majorHAnsi" w:hAnsiTheme="majorHAnsi"/>
+              </w:rPr>
+            </w:pPr>
+            <w:r>
+              <w:rPr>
+                <w:rFonts w:asciiTheme="majorHAnsi" w:eastAsiaTheme="majorHAnsi" w:hAnsiTheme="majorHAnsi"/>
+              </w:rPr>
+              <w:t>============================================================</w:t>
+            </w:r>
+          </w:p>
+          <w:p>
+            <w:pPr>
+              <w:pStyle w:val="1-0"/>
+              <w:rPr>
+                <w:rFonts w:asciiTheme="majorHAnsi" w:eastAsiaTheme="majorHAnsi" w:hAnsiTheme="majorHAnsi"/>
+              </w:rPr>
+            </w:pPr>
+          </w:p>
+          <w:p>
+            <w:pPr>
+              <w:pStyle w:val="1-0"/>
+              <w:rPr>
+                <w:rFonts w:asciiTheme="majorHAnsi" w:eastAsiaTheme="majorHAnsi" w:hAnsiTheme="majorHAnsi" w:hint="eastAsia"/>
+              </w:rPr>
+            </w:pPr>
+            <w:r>
+              <w:rPr>
+                <w:rFonts w:asciiTheme="majorHAnsi" w:eastAsiaTheme="majorHAnsi" w:hAnsiTheme="majorHAnsi" w:hint="eastAsia"/>
+              </w:rPr>
+              <w:t>[실행 로그]</w:t>
+            </w:r>
+          </w:p>
+          <w:p>
+            <w:pPr>
+              <w:pStyle w:val="1-0"/>
+              <w:rPr>
+                <w:rFonts w:asciiTheme="majorHAnsi" w:eastAsiaTheme="majorHAnsi" w:hAnsiTheme="majorHAnsi"/>
+              </w:rPr>
+            </w:pPr>
+            <w:r>
+              <w:rPr>
+                <w:rFonts w:asciiTheme="majorHAnsi" w:eastAsiaTheme="majorHAnsi" w:hAnsiTheme="majorHAnsi"/>
+              </w:rPr>
+              <w:t>------------------------------------------------------------</w:t>
+            </w:r>
+          </w:p>
+          <w:p>
+            <w:pPr>
+              <w:pStyle w:val="1-0"/>
+              <w:rPr>
+                <w:rFonts w:asciiTheme="majorHAnsi" w:eastAsiaTheme="majorHAnsi" w:hAnsiTheme="majorHAnsi" w:hint="eastAsia"/>
+              </w:rPr>
+            </w:pPr>
+            <w:r>
+              <w:rPr>
+                <w:rFonts w:asciiTheme="majorHAnsi" w:eastAsiaTheme="majorHAnsi" w:hAnsiTheme="majorHAnsi" w:hint="eastAsia"/>
+              </w:rPr>
+              <w:t xml:space="preserve">[15시 54분 21초] [INFO] 테스트 시작: </w:t>
+            </w:r>
+            <w:proofErr w:type="spellStart"/>
+            <w:r>
+              <w:rPr>
+                <w:rFonts w:asciiTheme="majorHAnsi" w:eastAsiaTheme="majorHAnsi" w:hAnsiTheme="majorHAnsi" w:hint="eastAsia"/>
+              </w:rPr>
+              <w:t>EtherCAT</w:t>
+            </w:r>
+            <w:proofErr w:type="spellEnd"/>
+            <w:r>
+              <w:rPr>
+                <w:rFonts w:asciiTheme="majorHAnsi" w:eastAsiaTheme="majorHAnsi" w:hAnsiTheme="majorHAnsi" w:hint="eastAsia"/>
+              </w:rPr>
+              <w:t xml:space="preserve"> SDO (FC 0x2B) 프레임 검증 및 예외 처리</w:t>
+            </w:r>
+          </w:p>
+          <w:p>
+            <w:pPr>
+              <w:pStyle w:val="1-0"/>
+              <w:rPr>
+                <w:rFonts w:asciiTheme="majorHAnsi" w:eastAsiaTheme="majorHAnsi" w:hAnsiTheme="majorHAnsi" w:hint="eastAsia"/>
+              </w:rPr>
+            </w:pPr>
+            <w:r>
+              <w:rPr>
+                <w:rFonts w:asciiTheme="majorHAnsi" w:eastAsiaTheme="majorHAnsi" w:hAnsiTheme="majorHAnsi" w:hint="eastAsia"/>
+              </w:rPr>
+              <w:t>[15시 54분 21초] [INFO] ▶ Phase 2 시작</w:t>
+            </w:r>
+          </w:p>
+          <w:p>
+            <w:pPr>
+              <w:pStyle w:val="1-0"/>
+              <w:rPr>
+                <w:rFonts w:asciiTheme="majorHAnsi" w:eastAsiaTheme="majorHAnsi" w:hAnsiTheme="majorHAnsi" w:hint="eastAsia"/>
+              </w:rPr>
+            </w:pPr>
+            <w:r>
+              <w:rPr>
+                <w:rFonts w:asciiTheme="majorHAnsi" w:eastAsiaTheme="majorHAnsi" w:hAnsiTheme="majorHAnsi" w:hint="eastAsia"/>
+              </w:rPr>
+              <w:t xml:space="preserve">[15시 54분 21초] [STEP] [Phase 2] </w:t>
+            </w:r>
+            <w:proofErr w:type="spellStart"/>
+            <w:r>
+              <w:rPr>
+                <w:rFonts w:asciiTheme="majorHAnsi" w:eastAsiaTheme="majorHAnsi" w:hAnsiTheme="majorHAnsi" w:hint="eastAsia"/>
+              </w:rPr>
+              <w:t>CANopen</w:t>
+            </w:r>
+            <w:proofErr w:type="spellEnd"/>
+            <w:r>
+              <w:rPr>
+                <w:rFonts w:asciiTheme="majorHAnsi" w:eastAsiaTheme="majorHAnsi" w:hAnsiTheme="majorHAnsi" w:hint="eastAsia"/>
+              </w:rPr>
+              <w:t xml:space="preserve"> Upload [0x2000:00] × 3회 반복 — FC 0x2B MEI Transport</w:t>
+            </w:r>
+          </w:p>
+          <w:p>
+            <w:pPr>
+              <w:pStyle w:val="1-0"/>
+              <w:rPr>
+                <w:rFonts w:asciiTheme="majorHAnsi" w:eastAsiaTheme="majorHAnsi" w:hAnsiTheme="majorHAnsi"/>
+              </w:rPr>
+            </w:pPr>
+            <w:r>
+              <w:rPr>
+                <w:rFonts w:asciiTheme="majorHAnsi" w:eastAsiaTheme="majorHAnsi" w:hAnsiTheme="majorHAnsi"/>
+              </w:rPr>
+              <w:t>[15</w:t>
+            </w:r>
+            <w:r>
+              <w:rPr>
+                <w:rFonts w:asciiTheme="majorHAnsi" w:eastAsiaTheme="majorHAnsi" w:hAnsiTheme="majorHAnsi" w:hint="eastAsia"/>
+              </w:rPr>
+              <w:t>시</w:t>
+            </w:r>
+            <w:r>
+              <w:rPr>
+                <w:rFonts w:asciiTheme="majorHAnsi" w:eastAsiaTheme="majorHAnsi" w:hAnsiTheme="majorHAnsi"/>
+              </w:rPr>
+              <w:t xml:space="preserve"> 54</w:t>
+            </w:r>
+            <w:r>
+              <w:rPr>
+                <w:rFonts w:asciiTheme="majorHAnsi" w:eastAsiaTheme="majorHAnsi" w:hAnsiTheme="majorHAnsi" w:hint="eastAsia"/>
+              </w:rPr>
+              <w:t>분</w:t>
+            </w:r>
+            <w:r>
+              <w:rPr>
+                <w:rFonts w:asciiTheme="majorHAnsi" w:eastAsiaTheme="majorHAnsi" w:hAnsiTheme="majorHAnsi"/>
+              </w:rPr>
+              <w:t xml:space="preserve"> 21</w:t>
+            </w:r>
+            <w:r>
+              <w:rPr>
+                <w:rFonts w:asciiTheme="majorHAnsi" w:eastAsiaTheme="majorHAnsi" w:hAnsiTheme="majorHAnsi" w:hint="eastAsia"/>
+              </w:rPr>
+              <w:t>초</w:t>
+            </w:r>
+            <w:r>
+              <w:rPr>
+                <w:rFonts w:asciiTheme="majorHAnsi" w:eastAsiaTheme="majorHAnsi" w:hAnsiTheme="majorHAnsi"/>
+              </w:rPr>
+              <w:t xml:space="preserve">] [SUCCESS]   </w:t>
+            </w:r>
+            <w:r>
+              <w:rPr>
+                <w:rFonts w:asciiTheme="majorHAnsi" w:eastAsiaTheme="majorHAnsi" w:hAnsiTheme="majorHAnsi" w:hint="eastAsia"/>
+              </w:rPr>
+              <w:t>읽기</w:t>
+            </w:r>
+            <w:r>
+              <w:rPr>
+                <w:rFonts w:asciiTheme="majorHAnsi" w:eastAsiaTheme="majorHAnsi" w:hAnsiTheme="majorHAnsi"/>
+              </w:rPr>
+              <w:t xml:space="preserve"> 1/3: </w:t>
+            </w:r>
+            <w:r>
+              <w:rPr>
+                <w:rFonts w:ascii="MS Gothic" w:eastAsia="MS Gothic" w:hAnsi="MS Gothic" w:cs="MS Gothic" w:hint="eastAsia"/>
+              </w:rPr>
+              <w:t>✓</w:t>
+            </w:r>
+            <w:r>
+              <w:rPr>
+                <w:rFonts w:asciiTheme="majorHAnsi" w:eastAsiaTheme="majorHAnsi" w:hAnsiTheme="majorHAnsi"/>
+              </w:rPr>
+              <w:t xml:space="preserve"> 0x2000:00 = 8192 (0x2000)</w:t>
+            </w:r>
+          </w:p>
+          <w:p>
+            <w:pPr>
+              <w:pStyle w:val="1-0"/>
+              <w:rPr>
+                <w:rFonts w:asciiTheme="majorHAnsi" w:eastAsiaTheme="majorHAnsi" w:hAnsiTheme="majorHAnsi"/>
+              </w:rPr>
+            </w:pPr>
+            <w:r>
+              <w:rPr>
+                <w:rFonts w:asciiTheme="majorHAnsi" w:eastAsiaTheme="majorHAnsi" w:hAnsiTheme="majorHAnsi"/>
+              </w:rPr>
+              <w:t>[15</w:t>
+            </w:r>
+            <w:r>
+              <w:rPr>
+                <w:rFonts w:asciiTheme="majorHAnsi" w:eastAsiaTheme="majorHAnsi" w:hAnsiTheme="majorHAnsi" w:hint="eastAsia"/>
+              </w:rPr>
+              <w:t>시</w:t>
+            </w:r>
+            <w:r>
+              <w:rPr>
+                <w:rFonts w:asciiTheme="majorHAnsi" w:eastAsiaTheme="majorHAnsi" w:hAnsiTheme="majorHAnsi"/>
+              </w:rPr>
+              <w:t xml:space="preserve"> 54</w:t>
+            </w:r>
+            <w:r>
+              <w:rPr>
+                <w:rFonts w:asciiTheme="majorHAnsi" w:eastAsiaTheme="majorHAnsi" w:hAnsiTheme="majorHAnsi" w:hint="eastAsia"/>
+              </w:rPr>
+              <w:t>분</w:t>
+            </w:r>
+            <w:r>
+              <w:rPr>
+                <w:rFonts w:asciiTheme="majorHAnsi" w:eastAsiaTheme="majorHAnsi" w:hAnsiTheme="majorHAnsi"/>
+              </w:rPr>
+              <w:t xml:space="preserve"> 22</w:t>
+            </w:r>
+            <w:r>
+              <w:rPr>
+                <w:rFonts w:asciiTheme="majorHAnsi" w:eastAsiaTheme="majorHAnsi" w:hAnsiTheme="majorHAnsi" w:hint="eastAsia"/>
+              </w:rPr>
+              <w:t>초</w:t>
+            </w:r>
+            <w:r>
+              <w:rPr>
+                <w:rFonts w:asciiTheme="majorHAnsi" w:eastAsiaTheme="majorHAnsi" w:hAnsiTheme="majorHAnsi"/>
+              </w:rPr>
+              <w:t xml:space="preserve">] [SUCCESS]   </w:t>
+            </w:r>
+            <w:r>
+              <w:rPr>
+                <w:rFonts w:asciiTheme="majorHAnsi" w:eastAsiaTheme="majorHAnsi" w:hAnsiTheme="majorHAnsi" w:hint="eastAsia"/>
+              </w:rPr>
+              <w:t>읽기</w:t>
+            </w:r>
+            <w:r>
+              <w:rPr>
+                <w:rFonts w:asciiTheme="majorHAnsi" w:eastAsiaTheme="majorHAnsi" w:hAnsiTheme="majorHAnsi"/>
+              </w:rPr>
+              <w:t xml:space="preserve"> 2/3: </w:t>
+            </w:r>
+            <w:r>
+              <w:rPr>
+                <w:rFonts w:ascii="MS Gothic" w:eastAsia="MS Gothic" w:hAnsi="MS Gothic" w:cs="MS Gothic" w:hint="eastAsia"/>
+              </w:rPr>
+              <w:t>✓</w:t>
+            </w:r>
+            <w:r>
+              <w:rPr>
+                <w:rFonts w:asciiTheme="majorHAnsi" w:eastAsiaTheme="majorHAnsi" w:hAnsiTheme="majorHAnsi"/>
+              </w:rPr>
+              <w:t xml:space="preserve"> 0x2000:00 = 8192 (0x2000)</w:t>
+            </w:r>
+          </w:p>
+          <w:p>
+            <w:pPr>
+              <w:pStyle w:val="1-0"/>
+              <w:rPr>
+                <w:rFonts w:asciiTheme="majorHAnsi" w:eastAsiaTheme="majorHAnsi" w:hAnsiTheme="majorHAnsi"/>
+              </w:rPr>
+            </w:pPr>
+            <w:r>
+              <w:rPr>
+                <w:rFonts w:asciiTheme="majorHAnsi" w:eastAsiaTheme="majorHAnsi" w:hAnsiTheme="majorHAnsi"/>
+              </w:rPr>
+              <w:t>[15</w:t>
+            </w:r>
+            <w:r>
+              <w:rPr>
+                <w:rFonts w:asciiTheme="majorHAnsi" w:eastAsiaTheme="majorHAnsi" w:hAnsiTheme="majorHAnsi" w:hint="eastAsia"/>
+              </w:rPr>
+              <w:t>시</w:t>
+            </w:r>
+            <w:r>
+              <w:rPr>
+                <w:rFonts w:asciiTheme="majorHAnsi" w:eastAsiaTheme="majorHAnsi" w:hAnsiTheme="majorHAnsi"/>
+              </w:rPr>
+              <w:t xml:space="preserve"> 54</w:t>
+            </w:r>
+            <w:r>
+              <w:rPr>
+                <w:rFonts w:asciiTheme="majorHAnsi" w:eastAsiaTheme="majorHAnsi" w:hAnsiTheme="majorHAnsi" w:hint="eastAsia"/>
+              </w:rPr>
+              <w:t>분</w:t>
+            </w:r>
+            <w:r>
+              <w:rPr>
+                <w:rFonts w:asciiTheme="majorHAnsi" w:eastAsiaTheme="majorHAnsi" w:hAnsiTheme="majorHAnsi"/>
+              </w:rPr>
+              <w:t xml:space="preserve"> 22</w:t>
+            </w:r>
+            <w:r>
+              <w:rPr>
+                <w:rFonts w:asciiTheme="majorHAnsi" w:eastAsiaTheme="majorHAnsi" w:hAnsiTheme="majorHAnsi" w:hint="eastAsia"/>
+              </w:rPr>
+              <w:t>초</w:t>
+            </w:r>
+            <w:r>
+              <w:rPr>
+                <w:rFonts w:asciiTheme="majorHAnsi" w:eastAsiaTheme="majorHAnsi" w:hAnsiTheme="majorHAnsi"/>
+              </w:rPr>
+              <w:t xml:space="preserve">] [SUCCESS]   </w:t>
+            </w:r>
+            <w:r>
+              <w:rPr>
+                <w:rFonts w:asciiTheme="majorHAnsi" w:eastAsiaTheme="majorHAnsi" w:hAnsiTheme="majorHAnsi" w:hint="eastAsia"/>
+              </w:rPr>
+              <w:t>읽기</w:t>
+            </w:r>
+            <w:r>
+              <w:rPr>
+                <w:rFonts w:asciiTheme="majorHAnsi" w:eastAsiaTheme="majorHAnsi" w:hAnsiTheme="majorHAnsi"/>
+              </w:rPr>
+              <w:t xml:space="preserve"> 3/3: </w:t>
+            </w:r>
+            <w:r>
+              <w:rPr>
+                <w:rFonts w:ascii="MS Gothic" w:eastAsia="MS Gothic" w:hAnsi="MS Gothic" w:cs="MS Gothic" w:hint="eastAsia"/>
+              </w:rPr>
+              <w:t>✓</w:t>
+            </w:r>
+            <w:r>
+              <w:rPr>
+                <w:rFonts w:asciiTheme="majorHAnsi" w:eastAsiaTheme="majorHAnsi" w:hAnsiTheme="majorHAnsi"/>
+              </w:rPr>
+              <w:t xml:space="preserve"> 0x2000:00 = 8192 (0x2000)</w:t>
+            </w:r>
+          </w:p>
+          <w:p>
+            <w:pPr>
+              <w:pStyle w:val="1-0"/>
+              <w:rPr>
+                <w:rFonts w:asciiTheme="majorHAnsi" w:eastAsiaTheme="majorHAnsi" w:hAnsiTheme="majorHAnsi"/>
+              </w:rPr>
+            </w:pPr>
+            <w:r>
+              <w:rPr>
+                <w:rFonts w:asciiTheme="majorHAnsi" w:eastAsiaTheme="majorHAnsi" w:hAnsiTheme="majorHAnsi"/>
+              </w:rPr>
+              <w:t>[15</w:t>
+            </w:r>
+            <w:r>
+              <w:rPr>
+                <w:rFonts w:asciiTheme="majorHAnsi" w:eastAsiaTheme="majorHAnsi" w:hAnsiTheme="majorHAnsi" w:hint="eastAsia"/>
+              </w:rPr>
+              <w:t>시</w:t>
+            </w:r>
+            <w:r>
+              <w:rPr>
+                <w:rFonts w:asciiTheme="majorHAnsi" w:eastAsiaTheme="majorHAnsi" w:hAnsiTheme="majorHAnsi"/>
+              </w:rPr>
+              <w:t xml:space="preserve"> 54</w:t>
+            </w:r>
+            <w:r>
+              <w:rPr>
+                <w:rFonts w:asciiTheme="majorHAnsi" w:eastAsiaTheme="majorHAnsi" w:hAnsiTheme="majorHAnsi" w:hint="eastAsia"/>
+              </w:rPr>
+              <w:t>분</w:t>
+            </w:r>
+            <w:r>
+              <w:rPr>
+                <w:rFonts w:asciiTheme="majorHAnsi" w:eastAsiaTheme="majorHAnsi" w:hAnsiTheme="majorHAnsi"/>
+              </w:rPr>
+              <w:t xml:space="preserve"> 22</w:t>
+            </w:r>
+            <w:r>
+              <w:rPr>
+                <w:rFonts w:asciiTheme="majorHAnsi" w:eastAsiaTheme="majorHAnsi" w:hAnsiTheme="majorHAnsi" w:hint="eastAsia"/>
+              </w:rPr>
+              <w:t>초</w:t>
+            </w:r>
+            <w:r>
+              <w:rPr>
+                <w:rFonts w:asciiTheme="majorHAnsi" w:eastAsiaTheme="majorHAnsi" w:hAnsiTheme="majorHAnsi"/>
+              </w:rPr>
+              <w:t xml:space="preserve">] [SUCCESS] </w:t>
+            </w:r>
+            <w:r>
+              <w:rPr>
+                <w:rFonts w:ascii="MS Gothic" w:eastAsia="MS Gothic" w:hAnsi="MS Gothic" w:cs="MS Gothic" w:hint="eastAsia"/>
+              </w:rPr>
+              <w:t>✓</w:t>
+            </w:r>
+            <w:r>
+              <w:rPr>
+                <w:rFonts w:asciiTheme="majorHAnsi" w:eastAsiaTheme="majorHAnsi" w:hAnsiTheme="majorHAnsi"/>
+              </w:rPr>
+              <w:t xml:space="preserve"> Phase 2 </w:t>
+            </w:r>
+            <w:r>
+              <w:rPr>
+                <w:rFonts w:asciiTheme="majorHAnsi" w:eastAsiaTheme="majorHAnsi" w:hAnsiTheme="majorHAnsi" w:hint="eastAsia"/>
+              </w:rPr>
+              <w:t>완료</w:t>
+            </w:r>
+            <w:r>
+              <w:rPr>
+                <w:rFonts w:asciiTheme="majorHAnsi" w:eastAsiaTheme="majorHAnsi" w:hAnsiTheme="majorHAnsi"/>
+              </w:rPr>
+              <w:t>: 3</w:t>
+            </w:r>
+            <w:r>
+              <w:rPr>
+                <w:rFonts w:asciiTheme="majorHAnsi" w:eastAsiaTheme="majorHAnsi" w:hAnsiTheme="majorHAnsi" w:hint="eastAsia"/>
+              </w:rPr>
+              <w:t>회</w:t>
+            </w:r>
+            <w:r>
+              <w:rPr>
+                <w:rFonts w:asciiTheme="majorHAnsi" w:eastAsiaTheme="majorHAnsi" w:hAnsiTheme="majorHAnsi"/>
+              </w:rPr>
+              <w:t xml:space="preserve"> </w:t>
+            </w:r>
+            <w:r>
+              <w:rPr>
+                <w:rFonts w:asciiTheme="majorHAnsi" w:eastAsiaTheme="majorHAnsi" w:hAnsiTheme="majorHAnsi" w:hint="eastAsia"/>
+              </w:rPr>
+              <w:t>모두</w:t>
+            </w:r>
+            <w:r>
+              <w:rPr>
+                <w:rFonts w:asciiTheme="majorHAnsi" w:eastAsiaTheme="majorHAnsi" w:hAnsiTheme="majorHAnsi"/>
+              </w:rPr>
+              <w:t xml:space="preserve"> </w:t>
+            </w:r>
+            <w:r>
+              <w:rPr>
+                <w:rFonts w:asciiTheme="majorHAnsi" w:eastAsiaTheme="majorHAnsi" w:hAnsiTheme="majorHAnsi" w:hint="eastAsia"/>
+              </w:rPr>
+              <w:t>일관된</w:t>
+            </w:r>
+            <w:r>
+              <w:rPr>
+                <w:rFonts w:asciiTheme="majorHAnsi" w:eastAsiaTheme="majorHAnsi" w:hAnsiTheme="majorHAnsi"/>
+              </w:rPr>
+              <w:t xml:space="preserve"> </w:t>
+            </w:r>
+            <w:r>
+              <w:rPr>
+                <w:rFonts w:asciiTheme="majorHAnsi" w:eastAsiaTheme="majorHAnsi" w:hAnsiTheme="majorHAnsi" w:hint="eastAsia"/>
+              </w:rPr>
+              <w:t>응답</w:t>
+            </w:r>
+            <w:r>
+              <w:rPr>
+                <w:rFonts w:asciiTheme="majorHAnsi" w:eastAsiaTheme="majorHAnsi" w:hAnsiTheme="majorHAnsi"/>
+              </w:rPr>
+              <w:t xml:space="preserve"> (</w:t>
+            </w:r>
+            <w:r>
+              <w:rPr>
+                <w:rFonts w:asciiTheme="majorHAnsi" w:eastAsiaTheme="majorHAnsi" w:hAnsiTheme="majorHAnsi" w:hint="eastAsia"/>
+              </w:rPr>
+              <w:t>값</w:t>
+            </w:r>
+            <w:r>
+              <w:rPr>
+                <w:rFonts w:asciiTheme="majorHAnsi" w:eastAsiaTheme="majorHAnsi" w:hAnsiTheme="majorHAnsi"/>
+              </w:rPr>
+              <w:t>=8192) — PASS</w:t>
+            </w:r>
+          </w:p>
+          <w:p>
+            <w:pPr>
+              <w:pStyle w:val="1-0"/>
+              <w:rPr>
+                <w:rFonts w:asciiTheme="majorHAnsi" w:eastAsiaTheme="majorHAnsi" w:hAnsiTheme="majorHAnsi" w:hint="eastAsia"/>
+              </w:rPr>
+            </w:pPr>
+            <w:r>
+              <w:rPr>
+                <w:rFonts w:asciiTheme="majorHAnsi" w:eastAsiaTheme="majorHAnsi" w:hAnsiTheme="majorHAnsi" w:hint="eastAsia"/>
+              </w:rPr>
+              <w:t>[15시 54분 22초] [INFO] ▶ Phase 3-1 시작</w:t>
+            </w:r>
+          </w:p>
+          <w:p>
+            <w:pPr>
+              <w:pStyle w:val="1-0"/>
+              <w:rPr>
+                <w:rFonts w:asciiTheme="majorHAnsi" w:eastAsiaTheme="majorHAnsi" w:hAnsiTheme="majorHAnsi" w:hint="eastAsia"/>
+              </w:rPr>
+            </w:pPr>
+            <w:r>
+              <w:rPr>
+                <w:rFonts w:asciiTheme="majorHAnsi" w:eastAsiaTheme="majorHAnsi" w:hAnsiTheme="majorHAnsi" w:hint="eastAsia"/>
+              </w:rPr>
+              <w:t xml:space="preserve">[15시 54분 22초] [STEP] [Phase 3-1] </w:t>
+            </w:r>
+            <w:proofErr w:type="spellStart"/>
+            <w:r>
+              <w:rPr>
+                <w:rFonts w:asciiTheme="majorHAnsi" w:eastAsiaTheme="majorHAnsi" w:hAnsiTheme="majorHAnsi" w:hint="eastAsia"/>
+              </w:rPr>
+              <w:t>비존재</w:t>
+            </w:r>
+            <w:proofErr w:type="spellEnd"/>
+            <w:r>
+              <w:rPr>
+                <w:rFonts w:asciiTheme="majorHAnsi" w:eastAsiaTheme="majorHAnsi" w:hAnsiTheme="majorHAnsi" w:hint="eastAsia"/>
+              </w:rPr>
+              <w:t xml:space="preserve"> 오브젝트 [0xFFFF:00] Upload — </w:t>
+            </w:r>
+            <w:proofErr w:type="spellStart"/>
+            <w:r>
+              <w:rPr>
+                <w:rFonts w:asciiTheme="majorHAnsi" w:eastAsiaTheme="majorHAnsi" w:hAnsiTheme="majorHAnsi" w:hint="eastAsia"/>
+              </w:rPr>
+              <w:t>AbortCode</w:t>
+            </w:r>
+            <w:proofErr w:type="spellEnd"/>
+            <w:r>
+              <w:rPr>
+                <w:rFonts w:asciiTheme="majorHAnsi" w:eastAsiaTheme="majorHAnsi" w:hAnsiTheme="majorHAnsi" w:hint="eastAsia"/>
+              </w:rPr>
+              <w:t xml:space="preserve"> 예상</w:t>
+            </w:r>
+          </w:p>
+          <w:p>
+            <w:pPr>
+              <w:pStyle w:val="1-0"/>
+              <w:rPr>
+                <w:rFonts w:asciiTheme="majorHAnsi" w:eastAsiaTheme="majorHAnsi" w:hAnsiTheme="majorHAnsi" w:hint="eastAsia"/>
+              </w:rPr>
+            </w:pPr>
+            <w:r>
+              <w:rPr>
+                <w:rFonts w:asciiTheme="majorHAnsi" w:eastAsiaTheme="majorHAnsi" w:hAnsiTheme="majorHAnsi" w:hint="eastAsia"/>
+              </w:rPr>
+              <w:t xml:space="preserve">[15시 54분 22초] [INFO] TX: 01 2B 0D 00 01 00 FF </w:t>
+            </w:r>
+            <w:proofErr w:type="spellStart"/>
+            <w:r>
+              <w:rPr>
+                <w:rFonts w:asciiTheme="majorHAnsi" w:eastAsiaTheme="majorHAnsi" w:hAnsiTheme="majorHAnsi" w:hint="eastAsia"/>
+              </w:rPr>
+              <w:t>FF</w:t>
+            </w:r>
+            <w:proofErr w:type="spellEnd"/>
+            <w:r>
+              <w:rPr>
+                <w:rFonts w:asciiTheme="majorHAnsi" w:eastAsiaTheme="majorHAnsi" w:hAnsiTheme="majorHAnsi" w:hint="eastAsia"/>
+              </w:rPr>
+              <w:t xml:space="preserve"> 00 00 00 00 02 C9 F3</w:t>
+            </w:r>
+          </w:p>
+          <w:p>
+            <w:pPr>
+              <w:pStyle w:val="1-0"/>
+              <w:rPr>
+                <w:rFonts w:asciiTheme="majorHAnsi" w:eastAsiaTheme="majorHAnsi" w:hAnsiTheme="majorHAnsi"/>
+              </w:rPr>
+            </w:pPr>
+            <w:r>
+              <w:rPr>
+                <w:rFonts w:asciiTheme="majorHAnsi" w:eastAsiaTheme="majorHAnsi" w:hAnsiTheme="majorHAnsi"/>
+              </w:rPr>
+              <w:t>[15</w:t>
+            </w:r>
+            <w:r>
+              <w:rPr>
+                <w:rFonts w:asciiTheme="majorHAnsi" w:eastAsiaTheme="majorHAnsi" w:hAnsiTheme="majorHAnsi" w:hint="eastAsia"/>
+              </w:rPr>
+              <w:t>시</w:t>
+            </w:r>
+            <w:r>
+              <w:rPr>
+                <w:rFonts w:asciiTheme="majorHAnsi" w:eastAsiaTheme="majorHAnsi" w:hAnsiTheme="majorHAnsi"/>
+              </w:rPr>
+              <w:t xml:space="preserve"> 54</w:t>
+            </w:r>
+            <w:r>
+              <w:rPr>
+                <w:rFonts w:asciiTheme="majorHAnsi" w:eastAsiaTheme="majorHAnsi" w:hAnsiTheme="majorHAnsi" w:hint="eastAsia"/>
+              </w:rPr>
+              <w:t>분</w:t>
+            </w:r>
+            <w:r>
+              <w:rPr>
+                <w:rFonts w:asciiTheme="majorHAnsi" w:eastAsiaTheme="majorHAnsi" w:hAnsiTheme="majorHAnsi"/>
+              </w:rPr>
+              <w:t xml:space="preserve"> 22</w:t>
+            </w:r>
+            <w:r>
+              <w:rPr>
+                <w:rFonts w:asciiTheme="majorHAnsi" w:eastAsiaTheme="majorHAnsi" w:hAnsiTheme="majorHAnsi" w:hint="eastAsia"/>
+              </w:rPr>
+              <w:t>초</w:t>
+            </w:r>
+            <w:r>
+              <w:rPr>
+                <w:rFonts w:asciiTheme="majorHAnsi" w:eastAsiaTheme="majorHAnsi" w:hAnsiTheme="majorHAnsi"/>
+              </w:rPr>
+              <w:t xml:space="preserve">] [SUCCESS] </w:t>
+            </w:r>
+            <w:r>
+              <w:rPr>
+                <w:rFonts w:ascii="MS Gothic" w:eastAsia="MS Gothic" w:hAnsi="MS Gothic" w:cs="MS Gothic" w:hint="eastAsia"/>
+              </w:rPr>
+              <w:t>✓</w:t>
+            </w:r>
+            <w:r>
+              <w:rPr>
+                <w:rFonts w:asciiTheme="majorHAnsi" w:eastAsiaTheme="majorHAnsi" w:hAnsiTheme="majorHAnsi"/>
+              </w:rPr>
+              <w:t xml:space="preserve"> null </w:t>
+            </w:r>
+            <w:r>
+              <w:rPr>
+                <w:rFonts w:asciiTheme="majorHAnsi" w:eastAsiaTheme="majorHAnsi" w:hAnsiTheme="majorHAnsi" w:hint="eastAsia"/>
+              </w:rPr>
+              <w:t>반환</w:t>
+            </w:r>
+            <w:r>
+              <w:rPr>
+                <w:rFonts w:asciiTheme="majorHAnsi" w:eastAsiaTheme="majorHAnsi" w:hAnsiTheme="majorHAnsi"/>
+              </w:rPr>
+              <w:t xml:space="preserve"> </w:t>
+            </w:r>
+            <w:r>
+              <w:rPr>
+                <w:rFonts w:asciiTheme="majorHAnsi" w:eastAsiaTheme="majorHAnsi" w:hAnsiTheme="majorHAnsi" w:hint="eastAsia"/>
+              </w:rPr>
+              <w:t>→</w:t>
+            </w:r>
+            <w:r>
+              <w:rPr>
+                <w:rFonts w:asciiTheme="majorHAnsi" w:eastAsiaTheme="majorHAnsi" w:hAnsiTheme="majorHAnsi"/>
+              </w:rPr>
+              <w:t xml:space="preserve"> Modbus Exception </w:t>
+            </w:r>
+            <w:r>
+              <w:rPr>
+                <w:rFonts w:asciiTheme="majorHAnsi" w:eastAsiaTheme="majorHAnsi" w:hAnsiTheme="majorHAnsi" w:hint="eastAsia"/>
+              </w:rPr>
+              <w:t>수신</w:t>
+            </w:r>
+            <w:r>
+              <w:rPr>
+                <w:rFonts w:asciiTheme="majorHAnsi" w:eastAsiaTheme="majorHAnsi" w:hAnsiTheme="majorHAnsi"/>
+              </w:rPr>
+              <w:t xml:space="preserve"> </w:t>
+            </w:r>
+            <w:r>
+              <w:rPr>
+                <w:rFonts w:asciiTheme="majorHAnsi" w:eastAsiaTheme="majorHAnsi" w:hAnsiTheme="majorHAnsi" w:hint="eastAsia"/>
+              </w:rPr>
+              <w:t>또는</w:t>
+            </w:r>
+            <w:r>
+              <w:rPr>
+                <w:rFonts w:asciiTheme="majorHAnsi" w:eastAsiaTheme="majorHAnsi" w:hAnsiTheme="majorHAnsi"/>
+              </w:rPr>
+              <w:t xml:space="preserve"> Timeout — PASS</w:t>
+            </w:r>
+          </w:p>
+          <w:p>
+            <w:pPr>
+              <w:pStyle w:val="1-0"/>
+              <w:rPr>
+                <w:rFonts w:asciiTheme="majorHAnsi" w:eastAsiaTheme="majorHAnsi" w:hAnsiTheme="majorHAnsi" w:hint="eastAsia"/>
+              </w:rPr>
+            </w:pPr>
+            <w:r>
+              <w:rPr>
+                <w:rFonts w:asciiTheme="majorHAnsi" w:eastAsiaTheme="majorHAnsi" w:hAnsiTheme="majorHAnsi" w:hint="eastAsia"/>
+              </w:rPr>
+              <w:t>[15시 54분 23초] [INFO] ▶ Phase 3-2 시작</w:t>
+            </w:r>
+          </w:p>
+          <w:p>
+            <w:pPr>
+              <w:pStyle w:val="1-0"/>
+              <w:rPr>
+                <w:rFonts w:asciiTheme="majorHAnsi" w:eastAsiaTheme="majorHAnsi" w:hAnsiTheme="majorHAnsi" w:hint="eastAsia"/>
+              </w:rPr>
+            </w:pPr>
+            <w:r>
+              <w:rPr>
+                <w:rFonts w:asciiTheme="majorHAnsi" w:eastAsiaTheme="majorHAnsi" w:hAnsiTheme="majorHAnsi" w:hint="eastAsia"/>
+              </w:rPr>
+              <w:t xml:space="preserve">[15시 54분 23초] [STEP] [Phase 3-2] Read-Only 오브젝트 [0x260B:00] Download(Write) 시도 — </w:t>
+            </w:r>
+            <w:proofErr w:type="spellStart"/>
+            <w:r>
+              <w:rPr>
+                <w:rFonts w:asciiTheme="majorHAnsi" w:eastAsiaTheme="majorHAnsi" w:hAnsiTheme="majorHAnsi" w:hint="eastAsia"/>
+              </w:rPr>
+              <w:t>AbortCode</w:t>
+            </w:r>
+            <w:proofErr w:type="spellEnd"/>
+            <w:r>
+              <w:rPr>
+                <w:rFonts w:asciiTheme="majorHAnsi" w:eastAsiaTheme="majorHAnsi" w:hAnsiTheme="majorHAnsi" w:hint="eastAsia"/>
+              </w:rPr>
+              <w:t xml:space="preserve"> 예상</w:t>
+            </w:r>
+          </w:p>
+          <w:p>
+            <w:pPr>
+              <w:pStyle w:val="1-0"/>
+              <w:rPr>
+                <w:rFonts w:asciiTheme="majorHAnsi" w:eastAsiaTheme="majorHAnsi" w:hAnsiTheme="majorHAnsi" w:hint="eastAsia"/>
+              </w:rPr>
+            </w:pPr>
+            <w:r>
+              <w:rPr>
+                <w:rFonts w:asciiTheme="majorHAnsi" w:eastAsiaTheme="majorHAnsi" w:hAnsiTheme="majorHAnsi" w:hint="eastAsia"/>
+              </w:rPr>
+              <w:t>[15시 54분 23초] [INFO]   Read-Only 원래 값: 0x260B:00 = 0x001C → Write 시도 값: 0xFFE3</w:t>
+            </w:r>
+          </w:p>
+          <w:p>
+            <w:pPr>
+              <w:pStyle w:val="1-0"/>
+              <w:rPr>
+                <w:rFonts w:asciiTheme="majorHAnsi" w:eastAsiaTheme="majorHAnsi" w:hAnsiTheme="majorHAnsi" w:hint="eastAsia"/>
+              </w:rPr>
+            </w:pPr>
+            <w:r>
+              <w:rPr>
+                <w:rFonts w:asciiTheme="majorHAnsi" w:eastAsiaTheme="majorHAnsi" w:hAnsiTheme="majorHAnsi" w:hint="eastAsia"/>
+              </w:rPr>
+              <w:t>[15시 54분 23초] [INFO] TX: 01 2B 0D 80 01 00 26 0B 00 00 00 00 02 FF E3 ED 30</w:t>
+            </w:r>
+          </w:p>
+          <w:p>
+            <w:pPr>
+              <w:pStyle w:val="1-0"/>
+              <w:rPr>
+                <w:rFonts w:asciiTheme="majorHAnsi" w:eastAsiaTheme="majorHAnsi" w:hAnsiTheme="majorHAnsi"/>
+              </w:rPr>
+            </w:pPr>
+            <w:r>
+              <w:rPr>
+                <w:rFonts w:asciiTheme="majorHAnsi" w:eastAsiaTheme="majorHAnsi" w:hAnsiTheme="majorHAnsi"/>
+              </w:rPr>
+              <w:t>[15</w:t>
+            </w:r>
+            <w:r>
+              <w:rPr>
+                <w:rFonts w:asciiTheme="majorHAnsi" w:eastAsiaTheme="majorHAnsi" w:hAnsiTheme="majorHAnsi" w:hint="eastAsia"/>
+              </w:rPr>
+              <w:t>시</w:t>
+            </w:r>
+            <w:r>
+              <w:rPr>
+                <w:rFonts w:asciiTheme="majorHAnsi" w:eastAsiaTheme="majorHAnsi" w:hAnsiTheme="majorHAnsi"/>
+              </w:rPr>
+              <w:t xml:space="preserve"> 54</w:t>
+            </w:r>
+            <w:r>
+              <w:rPr>
+                <w:rFonts w:asciiTheme="majorHAnsi" w:eastAsiaTheme="majorHAnsi" w:hAnsiTheme="majorHAnsi" w:hint="eastAsia"/>
+              </w:rPr>
+              <w:t>분</w:t>
+            </w:r>
+            <w:r>
+              <w:rPr>
+                <w:rFonts w:asciiTheme="majorHAnsi" w:eastAsiaTheme="majorHAnsi" w:hAnsiTheme="majorHAnsi"/>
+              </w:rPr>
+              <w:t xml:space="preserve"> 23</w:t>
+            </w:r>
+            <w:r>
+              <w:rPr>
+                <w:rFonts w:asciiTheme="majorHAnsi" w:eastAsiaTheme="majorHAnsi" w:hAnsiTheme="majorHAnsi" w:hint="eastAsia"/>
+              </w:rPr>
+              <w:t>초</w:t>
+            </w:r>
+            <w:r>
+              <w:rPr>
+                <w:rFonts w:asciiTheme="majorHAnsi" w:eastAsiaTheme="majorHAnsi" w:hAnsiTheme="majorHAnsi"/>
+              </w:rPr>
+              <w:t xml:space="preserve">] [SUCCESS] </w:t>
+            </w:r>
+            <w:r>
+              <w:rPr>
+                <w:rFonts w:ascii="MS Gothic" w:eastAsia="MS Gothic" w:hAnsi="MS Gothic" w:cs="MS Gothic" w:hint="eastAsia"/>
+              </w:rPr>
+              <w:t>✓</w:t>
+            </w:r>
+            <w:r>
+              <w:rPr>
+                <w:rFonts w:asciiTheme="majorHAnsi" w:eastAsiaTheme="majorHAnsi" w:hAnsiTheme="majorHAnsi"/>
+              </w:rPr>
+              <w:t xml:space="preserve"> </w:t>
+            </w:r>
+            <w:r>
+              <w:rPr>
+                <w:rFonts w:asciiTheme="majorHAnsi" w:eastAsiaTheme="majorHAnsi" w:hAnsiTheme="majorHAnsi" w:hint="eastAsia"/>
+              </w:rPr>
+              <w:t>에코</w:t>
+            </w:r>
+            <w:r>
+              <w:rPr>
+                <w:rFonts w:asciiTheme="majorHAnsi" w:eastAsiaTheme="majorHAnsi" w:hAnsiTheme="majorHAnsi"/>
+              </w:rPr>
+              <w:t xml:space="preserve"> </w:t>
+            </w:r>
+            <w:r>
+              <w:rPr>
+                <w:rFonts w:asciiTheme="majorHAnsi" w:eastAsiaTheme="majorHAnsi" w:hAnsiTheme="majorHAnsi" w:hint="eastAsia"/>
+              </w:rPr>
+              <w:t>응답</w:t>
+            </w:r>
+            <w:r>
+              <w:rPr>
+                <w:rFonts w:asciiTheme="majorHAnsi" w:eastAsiaTheme="majorHAnsi" w:hAnsiTheme="majorHAnsi"/>
+              </w:rPr>
+              <w:t>(</w:t>
+            </w:r>
+            <w:proofErr w:type="spellStart"/>
+            <w:r>
+              <w:rPr>
+                <w:rFonts w:asciiTheme="majorHAnsi" w:eastAsiaTheme="majorHAnsi" w:hAnsiTheme="majorHAnsi"/>
+              </w:rPr>
+              <w:t>protocolCtrl</w:t>
+            </w:r>
+            <w:proofErr w:type="spellEnd"/>
+            <w:r>
+              <w:rPr>
+                <w:rFonts w:asciiTheme="majorHAnsi" w:eastAsiaTheme="majorHAnsi" w:hAnsiTheme="majorHAnsi"/>
+              </w:rPr>
+              <w:t xml:space="preserve">=0x80) </w:t>
+            </w:r>
+            <w:r>
+              <w:rPr>
+                <w:rFonts w:asciiTheme="majorHAnsi" w:eastAsiaTheme="majorHAnsi" w:hAnsiTheme="majorHAnsi" w:hint="eastAsia"/>
+              </w:rPr>
+              <w:t>→</w:t>
+            </w:r>
+            <w:r>
+              <w:rPr>
+                <w:rFonts w:asciiTheme="majorHAnsi" w:eastAsiaTheme="majorHAnsi" w:hAnsiTheme="majorHAnsi"/>
+              </w:rPr>
+              <w:t xml:space="preserve"> </w:t>
+            </w:r>
+            <w:r>
+              <w:rPr>
+                <w:rFonts w:asciiTheme="majorHAnsi" w:eastAsiaTheme="majorHAnsi" w:hAnsiTheme="majorHAnsi" w:hint="eastAsia"/>
+              </w:rPr>
+              <w:t>디바이스</w:t>
+            </w:r>
+            <w:r>
+              <w:rPr>
+                <w:rFonts w:asciiTheme="majorHAnsi" w:eastAsiaTheme="majorHAnsi" w:hAnsiTheme="majorHAnsi"/>
+              </w:rPr>
+              <w:t xml:space="preserve"> </w:t>
+            </w:r>
+            <w:r>
+              <w:rPr>
+                <w:rFonts w:asciiTheme="majorHAnsi" w:eastAsiaTheme="majorHAnsi" w:hAnsiTheme="majorHAnsi" w:hint="eastAsia"/>
+              </w:rPr>
+              <w:t>묵시적</w:t>
+            </w:r>
+            <w:r>
+              <w:rPr>
+                <w:rFonts w:asciiTheme="majorHAnsi" w:eastAsiaTheme="majorHAnsi" w:hAnsiTheme="majorHAnsi"/>
+              </w:rPr>
+              <w:t xml:space="preserve"> Write </w:t>
+            </w:r>
+            <w:r>
+              <w:rPr>
+                <w:rFonts w:asciiTheme="majorHAnsi" w:eastAsiaTheme="majorHAnsi" w:hAnsiTheme="majorHAnsi" w:hint="eastAsia"/>
+              </w:rPr>
+              <w:t>거부</w:t>
+            </w:r>
+            <w:r>
+              <w:rPr>
+                <w:rFonts w:asciiTheme="majorHAnsi" w:eastAsiaTheme="majorHAnsi" w:hAnsiTheme="majorHAnsi"/>
+              </w:rPr>
+              <w:t xml:space="preserve"> </w:t>
+            </w:r>
+            <w:r>
+              <w:rPr>
+                <w:rFonts w:asciiTheme="majorHAnsi" w:eastAsiaTheme="majorHAnsi" w:hAnsiTheme="majorHAnsi" w:hint="eastAsia"/>
+              </w:rPr>
+              <w:t>확인</w:t>
+            </w:r>
+            <w:r>
+              <w:rPr>
+                <w:rFonts w:asciiTheme="majorHAnsi" w:eastAsiaTheme="majorHAnsi" w:hAnsiTheme="majorHAnsi"/>
+              </w:rPr>
+              <w:t xml:space="preserve"> — PASS</w:t>
+            </w:r>
+          </w:p>
+          <w:p>
+            <w:pPr>
+              <w:pStyle w:val="1-0"/>
+              <w:rPr>
+                <w:rFonts w:asciiTheme="majorHAnsi" w:eastAsiaTheme="majorHAnsi" w:hAnsiTheme="majorHAnsi" w:hint="eastAsia"/>
+              </w:rPr>
+            </w:pPr>
+            <w:r>
+              <w:rPr>
+                <w:rFonts w:asciiTheme="majorHAnsi" w:eastAsiaTheme="majorHAnsi" w:hAnsiTheme="majorHAnsi" w:hint="eastAsia"/>
+              </w:rPr>
+              <w:t>[15시 54분 23초] [INFO] ▶ Phase 3-3 시작</w:t>
+            </w:r>
+          </w:p>
+          <w:p>
+            <w:pPr>
+              <w:pStyle w:val="1-0"/>
+              <w:rPr>
+                <w:rFonts w:asciiTheme="majorHAnsi" w:eastAsiaTheme="majorHAnsi" w:hAnsiTheme="majorHAnsi" w:hint="eastAsia"/>
+              </w:rPr>
+            </w:pPr>
+            <w:r>
+              <w:rPr>
+                <w:rFonts w:asciiTheme="majorHAnsi" w:eastAsiaTheme="majorHAnsi" w:hAnsiTheme="majorHAnsi" w:hint="eastAsia"/>
+              </w:rPr>
+              <w:t>[15시 54분 23초] [STEP] [Phase 3-3] CRC 훼손 FC 0x2B 프레임 자동 전송 → 무응답(Drop) 확인</w:t>
+            </w:r>
+          </w:p>
+          <w:p>
+            <w:pPr>
+              <w:pStyle w:val="1-0"/>
+              <w:rPr>
+                <w:rFonts w:asciiTheme="majorHAnsi" w:eastAsiaTheme="majorHAnsi" w:hAnsiTheme="majorHAnsi" w:hint="eastAsia"/>
+              </w:rPr>
+            </w:pPr>
+            <w:r>
+              <w:rPr>
+                <w:rFonts w:asciiTheme="majorHAnsi" w:eastAsiaTheme="majorHAnsi" w:hAnsiTheme="majorHAnsi" w:hint="eastAsia"/>
+              </w:rPr>
+              <w:t xml:space="preserve">[15시 54분 23초] [INFO] TX: 01 2B 0D 00 01 00 20 00 00 00 00 00 02 00 </w:t>
+            </w:r>
+            <w:proofErr w:type="gramStart"/>
+            <w:r>
+              <w:rPr>
+                <w:rFonts w:asciiTheme="majorHAnsi" w:eastAsiaTheme="majorHAnsi" w:hAnsiTheme="majorHAnsi" w:hint="eastAsia"/>
+              </w:rPr>
+              <w:t>00  (</w:t>
+            </w:r>
+            <w:proofErr w:type="gramEnd"/>
+            <w:r>
+              <w:rPr>
+                <w:rFonts w:asciiTheme="majorHAnsi" w:eastAsiaTheme="majorHAnsi" w:hAnsiTheme="majorHAnsi" w:hint="eastAsia"/>
+              </w:rPr>
+              <w:t>CRC = 00 00, 정상 CRC 아님)</w:t>
+            </w:r>
+          </w:p>
+          <w:p>
+            <w:pPr>
+              <w:pStyle w:val="1-0"/>
+              <w:rPr>
+                <w:rFonts w:asciiTheme="majorHAnsi" w:eastAsiaTheme="majorHAnsi" w:hAnsiTheme="majorHAnsi"/>
+              </w:rPr>
+            </w:pPr>
+            <w:r>
+              <w:rPr>
+                <w:rFonts w:asciiTheme="majorHAnsi" w:eastAsiaTheme="majorHAnsi" w:hAnsiTheme="majorHAnsi"/>
+              </w:rPr>
+              <w:lastRenderedPageBreak/>
+              <w:t>[15</w:t>
+            </w:r>
+            <w:r>
+              <w:rPr>
+                <w:rFonts w:asciiTheme="majorHAnsi" w:eastAsiaTheme="majorHAnsi" w:hAnsiTheme="majorHAnsi" w:hint="eastAsia"/>
+              </w:rPr>
+              <w:t>시</w:t>
+            </w:r>
+            <w:r>
+              <w:rPr>
+                <w:rFonts w:asciiTheme="majorHAnsi" w:eastAsiaTheme="majorHAnsi" w:hAnsiTheme="majorHAnsi"/>
+              </w:rPr>
+              <w:t xml:space="preserve"> 54</w:t>
+            </w:r>
+            <w:r>
+              <w:rPr>
+                <w:rFonts w:asciiTheme="majorHAnsi" w:eastAsiaTheme="majorHAnsi" w:hAnsiTheme="majorHAnsi" w:hint="eastAsia"/>
+              </w:rPr>
+              <w:t>분</w:t>
+            </w:r>
+            <w:r>
+              <w:rPr>
+                <w:rFonts w:asciiTheme="majorHAnsi" w:eastAsiaTheme="majorHAnsi" w:hAnsiTheme="majorHAnsi"/>
+              </w:rPr>
+              <w:t xml:space="preserve"> 23</w:t>
+            </w:r>
+            <w:r>
+              <w:rPr>
+                <w:rFonts w:asciiTheme="majorHAnsi" w:eastAsiaTheme="majorHAnsi" w:hAnsiTheme="majorHAnsi" w:hint="eastAsia"/>
+              </w:rPr>
+              <w:t>초</w:t>
+            </w:r>
+            <w:r>
+              <w:rPr>
+                <w:rFonts w:asciiTheme="majorHAnsi" w:eastAsiaTheme="majorHAnsi" w:hAnsiTheme="majorHAnsi"/>
+              </w:rPr>
+              <w:t xml:space="preserve">] [SUCCESS] </w:t>
+            </w:r>
+            <w:r>
+              <w:rPr>
+                <w:rFonts w:ascii="MS Gothic" w:eastAsia="MS Gothic" w:hAnsi="MS Gothic" w:cs="MS Gothic" w:hint="eastAsia"/>
+              </w:rPr>
+              <w:t>✓</w:t>
+            </w:r>
+            <w:r>
+              <w:rPr>
+                <w:rFonts w:asciiTheme="majorHAnsi" w:eastAsiaTheme="majorHAnsi" w:hAnsiTheme="majorHAnsi"/>
+              </w:rPr>
+              <w:t xml:space="preserve"> </w:t>
+            </w:r>
+            <w:r>
+              <w:rPr>
+                <w:rFonts w:asciiTheme="majorHAnsi" w:eastAsiaTheme="majorHAnsi" w:hAnsiTheme="majorHAnsi" w:hint="eastAsia"/>
+              </w:rPr>
+              <w:t>무응답</w:t>
+            </w:r>
+            <w:r>
+              <w:rPr>
+                <w:rFonts w:asciiTheme="majorHAnsi" w:eastAsiaTheme="majorHAnsi" w:hAnsiTheme="majorHAnsi"/>
+              </w:rPr>
+              <w:t xml:space="preserve">(Timeout) </w:t>
+            </w:r>
+            <w:r>
+              <w:rPr>
+                <w:rFonts w:asciiTheme="majorHAnsi" w:eastAsiaTheme="majorHAnsi" w:hAnsiTheme="majorHAnsi" w:hint="eastAsia"/>
+              </w:rPr>
+              <w:t>→</w:t>
+            </w:r>
+            <w:r>
+              <w:rPr>
+                <w:rFonts w:asciiTheme="majorHAnsi" w:eastAsiaTheme="majorHAnsi" w:hAnsiTheme="majorHAnsi"/>
+              </w:rPr>
+              <w:t xml:space="preserve"> </w:t>
+            </w:r>
+            <w:proofErr w:type="spellStart"/>
+            <w:r>
+              <w:rPr>
+                <w:rFonts w:asciiTheme="majorHAnsi" w:eastAsiaTheme="majorHAnsi" w:hAnsiTheme="majorHAnsi" w:hint="eastAsia"/>
+              </w:rPr>
+              <w:t>슬레이브가</w:t>
+            </w:r>
+            <w:proofErr w:type="spellEnd"/>
+            <w:r>
+              <w:rPr>
+                <w:rFonts w:asciiTheme="majorHAnsi" w:eastAsiaTheme="majorHAnsi" w:hAnsiTheme="majorHAnsi"/>
+              </w:rPr>
+              <w:t xml:space="preserve"> CRC </w:t>
+            </w:r>
+            <w:r>
+              <w:rPr>
+                <w:rFonts w:asciiTheme="majorHAnsi" w:eastAsiaTheme="majorHAnsi" w:hAnsiTheme="majorHAnsi" w:hint="eastAsia"/>
+              </w:rPr>
+              <w:t>오류</w:t>
+            </w:r>
+            <w:r>
+              <w:rPr>
+                <w:rFonts w:asciiTheme="majorHAnsi" w:eastAsiaTheme="majorHAnsi" w:hAnsiTheme="majorHAnsi"/>
+              </w:rPr>
+              <w:t xml:space="preserve"> </w:t>
+            </w:r>
+            <w:r>
+              <w:rPr>
+                <w:rFonts w:asciiTheme="majorHAnsi" w:eastAsiaTheme="majorHAnsi" w:hAnsiTheme="majorHAnsi" w:hint="eastAsia"/>
+              </w:rPr>
+              <w:t>프레임</w:t>
+            </w:r>
+            <w:r>
+              <w:rPr>
+                <w:rFonts w:asciiTheme="majorHAnsi" w:eastAsiaTheme="majorHAnsi" w:hAnsiTheme="majorHAnsi"/>
+              </w:rPr>
+              <w:t xml:space="preserve"> </w:t>
+            </w:r>
+            <w:r>
+              <w:rPr>
+                <w:rFonts w:asciiTheme="majorHAnsi" w:eastAsiaTheme="majorHAnsi" w:hAnsiTheme="majorHAnsi" w:hint="eastAsia"/>
+              </w:rPr>
+              <w:t>폐기</w:t>
+            </w:r>
+            <w:r>
+              <w:rPr>
+                <w:rFonts w:asciiTheme="majorHAnsi" w:eastAsiaTheme="majorHAnsi" w:hAnsiTheme="majorHAnsi"/>
+              </w:rPr>
+              <w:t xml:space="preserve"> </w:t>
+            </w:r>
+            <w:r>
+              <w:rPr>
+                <w:rFonts w:asciiTheme="majorHAnsi" w:eastAsiaTheme="majorHAnsi" w:hAnsiTheme="majorHAnsi" w:hint="eastAsia"/>
+              </w:rPr>
+              <w:t>확인</w:t>
+            </w:r>
+            <w:r>
+              <w:rPr>
+                <w:rFonts w:asciiTheme="majorHAnsi" w:eastAsiaTheme="majorHAnsi" w:hAnsiTheme="majorHAnsi"/>
+              </w:rPr>
+              <w:t xml:space="preserve"> (PASS)</w:t>
+            </w:r>
+          </w:p>
+          <w:p>
+            <w:pPr>
+              <w:pStyle w:val="1-0"/>
+              <w:rPr>
+                <w:rFonts w:asciiTheme="majorHAnsi" w:eastAsiaTheme="majorHAnsi" w:hAnsiTheme="majorHAnsi" w:hint="eastAsia"/>
+              </w:rPr>
+            </w:pPr>
+            <w:r>
+              <w:rPr>
+                <w:rFonts w:asciiTheme="majorHAnsi" w:eastAsiaTheme="majorHAnsi" w:hAnsiTheme="majorHAnsi" w:hint="eastAsia"/>
+              </w:rPr>
+              <w:t>[15시 54분 24초] [INFO] ▶ Phase 4 시작</w:t>
+            </w:r>
+          </w:p>
+          <w:p>
+            <w:pPr>
+              <w:pStyle w:val="1-0"/>
+              <w:rPr>
+                <w:rFonts w:asciiTheme="majorHAnsi" w:eastAsiaTheme="majorHAnsi" w:hAnsiTheme="majorHAnsi" w:hint="eastAsia"/>
+              </w:rPr>
+            </w:pPr>
+            <w:r>
+              <w:rPr>
+                <w:rFonts w:asciiTheme="majorHAnsi" w:eastAsiaTheme="majorHAnsi" w:hAnsiTheme="majorHAnsi" w:hint="eastAsia"/>
+              </w:rPr>
+              <w:t>[15시 54분 24초] [STEP] [Phase 4] 버퍼 자가 복구 — FC03 정상 읽기 재시도</w:t>
+            </w:r>
+          </w:p>
+          <w:p>
+            <w:pPr>
+              <w:pStyle w:val="1-0"/>
+              <w:rPr>
+                <w:rFonts w:asciiTheme="majorHAnsi" w:eastAsiaTheme="majorHAnsi" w:hAnsiTheme="majorHAnsi"/>
+              </w:rPr>
+            </w:pPr>
+            <w:r>
+              <w:rPr>
+                <w:rFonts w:asciiTheme="majorHAnsi" w:eastAsiaTheme="majorHAnsi" w:hAnsiTheme="majorHAnsi"/>
+              </w:rPr>
+              <w:t>[15</w:t>
+            </w:r>
+            <w:r>
+              <w:rPr>
+                <w:rFonts w:asciiTheme="majorHAnsi" w:eastAsiaTheme="majorHAnsi" w:hAnsiTheme="majorHAnsi" w:hint="eastAsia"/>
+              </w:rPr>
+              <w:t>시</w:t>
+            </w:r>
+            <w:r>
+              <w:rPr>
+                <w:rFonts w:asciiTheme="majorHAnsi" w:eastAsiaTheme="majorHAnsi" w:hAnsiTheme="majorHAnsi"/>
+              </w:rPr>
+              <w:t xml:space="preserve"> 54</w:t>
+            </w:r>
+            <w:r>
+              <w:rPr>
+                <w:rFonts w:asciiTheme="majorHAnsi" w:eastAsiaTheme="majorHAnsi" w:hAnsiTheme="majorHAnsi" w:hint="eastAsia"/>
+              </w:rPr>
+              <w:t>분</w:t>
+            </w:r>
+            <w:r>
+              <w:rPr>
+                <w:rFonts w:asciiTheme="majorHAnsi" w:eastAsiaTheme="majorHAnsi" w:hAnsiTheme="majorHAnsi"/>
+              </w:rPr>
+              <w:t xml:space="preserve"> 24</w:t>
+            </w:r>
+            <w:r>
+              <w:rPr>
+                <w:rFonts w:asciiTheme="majorHAnsi" w:eastAsiaTheme="majorHAnsi" w:hAnsiTheme="majorHAnsi" w:hint="eastAsia"/>
+              </w:rPr>
+              <w:t>초</w:t>
+            </w:r>
+            <w:r>
+              <w:rPr>
+                <w:rFonts w:asciiTheme="majorHAnsi" w:eastAsiaTheme="majorHAnsi" w:hAnsiTheme="majorHAnsi"/>
+              </w:rPr>
+              <w:t xml:space="preserve">] [SUCCESS] </w:t>
+            </w:r>
+            <w:r>
+              <w:rPr>
+                <w:rFonts w:ascii="MS Gothic" w:eastAsia="MS Gothic" w:hAnsi="MS Gothic" w:cs="MS Gothic" w:hint="eastAsia"/>
+              </w:rPr>
+              <w:t>✓</w:t>
+            </w:r>
+            <w:r>
+              <w:rPr>
+                <w:rFonts w:asciiTheme="majorHAnsi" w:eastAsiaTheme="majorHAnsi" w:hAnsiTheme="majorHAnsi"/>
+              </w:rPr>
+              <w:t xml:space="preserve"> FC03 </w:t>
+            </w:r>
+            <w:r>
+              <w:rPr>
+                <w:rFonts w:asciiTheme="majorHAnsi" w:eastAsiaTheme="majorHAnsi" w:hAnsiTheme="majorHAnsi" w:hint="eastAsia"/>
+              </w:rPr>
+              <w:t>정상</w:t>
+            </w:r>
+            <w:r>
+              <w:rPr>
+                <w:rFonts w:asciiTheme="majorHAnsi" w:eastAsiaTheme="majorHAnsi" w:hAnsiTheme="majorHAnsi"/>
+              </w:rPr>
+              <w:t xml:space="preserve"> </w:t>
+            </w:r>
+            <w:r>
+              <w:rPr>
+                <w:rFonts w:asciiTheme="majorHAnsi" w:eastAsiaTheme="majorHAnsi" w:hAnsiTheme="majorHAnsi" w:hint="eastAsia"/>
+              </w:rPr>
+              <w:t>응답</w:t>
+            </w:r>
+            <w:r>
+              <w:rPr>
+                <w:rFonts w:asciiTheme="majorHAnsi" w:eastAsiaTheme="majorHAnsi" w:hAnsiTheme="majorHAnsi"/>
+              </w:rPr>
+              <w:t xml:space="preserve">: 0x0000 — </w:t>
+            </w:r>
+            <w:r>
+              <w:rPr>
+                <w:rFonts w:asciiTheme="majorHAnsi" w:eastAsiaTheme="majorHAnsi" w:hAnsiTheme="majorHAnsi" w:hint="eastAsia"/>
+              </w:rPr>
+              <w:t>버퍼</w:t>
+            </w:r>
+            <w:r>
+              <w:rPr>
+                <w:rFonts w:asciiTheme="majorHAnsi" w:eastAsiaTheme="majorHAnsi" w:hAnsiTheme="majorHAnsi"/>
+              </w:rPr>
+              <w:t xml:space="preserve"> </w:t>
+            </w:r>
+            <w:r>
+              <w:rPr>
+                <w:rFonts w:asciiTheme="majorHAnsi" w:eastAsiaTheme="majorHAnsi" w:hAnsiTheme="majorHAnsi" w:hint="eastAsia"/>
+              </w:rPr>
+              <w:t>자가</w:t>
+            </w:r>
+            <w:r>
+              <w:rPr>
+                <w:rFonts w:asciiTheme="majorHAnsi" w:eastAsiaTheme="majorHAnsi" w:hAnsiTheme="majorHAnsi"/>
+              </w:rPr>
+              <w:t xml:space="preserve"> </w:t>
+            </w:r>
+            <w:r>
+              <w:rPr>
+                <w:rFonts w:asciiTheme="majorHAnsi" w:eastAsiaTheme="majorHAnsi" w:hAnsiTheme="majorHAnsi" w:hint="eastAsia"/>
+              </w:rPr>
+              <w:t>복구</w:t>
+            </w:r>
+            <w:r>
+              <w:rPr>
+                <w:rFonts w:asciiTheme="majorHAnsi" w:eastAsiaTheme="majorHAnsi" w:hAnsiTheme="majorHAnsi"/>
+              </w:rPr>
+              <w:t xml:space="preserve"> </w:t>
+            </w:r>
+            <w:r>
+              <w:rPr>
+                <w:rFonts w:asciiTheme="majorHAnsi" w:eastAsiaTheme="majorHAnsi" w:hAnsiTheme="majorHAnsi" w:hint="eastAsia"/>
+              </w:rPr>
+              <w:t>확인</w:t>
+            </w:r>
+            <w:r>
+              <w:rPr>
+                <w:rFonts w:asciiTheme="majorHAnsi" w:eastAsiaTheme="majorHAnsi" w:hAnsiTheme="majorHAnsi"/>
+              </w:rPr>
+              <w:t xml:space="preserve"> (PASS)</w:t>
+            </w:r>
+          </w:p>
+          <w:p>
+            <w:pPr>
+              <w:pStyle w:val="1-0"/>
+              <w:rPr>
+                <w:rFonts w:asciiTheme="majorHAnsi" w:eastAsiaTheme="majorHAnsi" w:hAnsiTheme="majorHAnsi" w:hint="eastAsia"/>
+              </w:rPr>
+            </w:pPr>
+            <w:r>
+              <w:rPr>
+                <w:rFonts w:asciiTheme="majorHAnsi" w:eastAsiaTheme="majorHAnsi" w:hAnsiTheme="majorHAnsi" w:hint="eastAsia"/>
+              </w:rPr>
+              <w:t xml:space="preserve">[15시 54분 24초] [SUCCESS] FC 0x2B </w:t>
+            </w:r>
+            <w:proofErr w:type="spellStart"/>
+            <w:r>
+              <w:rPr>
+                <w:rFonts w:asciiTheme="majorHAnsi" w:eastAsiaTheme="majorHAnsi" w:hAnsiTheme="majorHAnsi" w:hint="eastAsia"/>
+              </w:rPr>
+              <w:t>EtherCAT</w:t>
+            </w:r>
+            <w:proofErr w:type="spellEnd"/>
+            <w:r>
+              <w:rPr>
+                <w:rFonts w:asciiTheme="majorHAnsi" w:eastAsiaTheme="majorHAnsi" w:hAnsiTheme="majorHAnsi" w:hint="eastAsia"/>
+              </w:rPr>
+              <w:t xml:space="preserve"> SDO 검증: 합격</w:t>
+            </w:r>
+          </w:p>
+          <w:p>
+            <w:pPr>
+              <w:pStyle w:val="1-0"/>
+              <w:rPr>
+                <w:rFonts w:asciiTheme="majorHAnsi" w:eastAsiaTheme="majorHAnsi" w:hAnsiTheme="majorHAnsi" w:hint="eastAsia"/>
+              </w:rPr>
+            </w:pPr>
+            <w:r>
+              <w:rPr>
+                <w:rFonts w:asciiTheme="majorHAnsi" w:eastAsiaTheme="majorHAnsi" w:hAnsiTheme="majorHAnsi" w:hint="eastAsia"/>
+              </w:rPr>
+              <w:t>[15시 54분 24초] [SUCCESS] 테스트 완료: 합격</w:t>
+            </w:r>
+          </w:p>
+          <w:p>
+            <w:pPr>
+              <w:pStyle w:val="1-0"/>
+              <w:rPr>
+                <w:rFonts w:asciiTheme="majorHAnsi" w:eastAsiaTheme="majorHAnsi" w:hAnsiTheme="majorHAnsi"/>
+              </w:rPr>
+            </w:pPr>
+          </w:p>
+          <w:p>
+            <w:pPr>
+              <w:pStyle w:val="1-0"/>
+              <w:rPr>
+                <w:rFonts w:asciiTheme="majorHAnsi" w:eastAsiaTheme="majorHAnsi" w:hAnsiTheme="majorHAnsi" w:hint="eastAsia"/>
+              </w:rPr>
+            </w:pPr>
+            <w:r>
+              <w:rPr>
+                <w:rFonts w:asciiTheme="majorHAnsi" w:eastAsiaTheme="majorHAnsi" w:hAnsiTheme="majorHAnsi" w:hint="eastAsia"/>
+              </w:rPr>
+              <w:t>[패킷 로그]</w:t>
+            </w:r>
+          </w:p>
+          <w:p>
+            <w:pPr>
+              <w:pStyle w:val="1-0"/>
+              <w:rPr>
+                <w:rFonts w:asciiTheme="majorHAnsi" w:eastAsiaTheme="majorHAnsi" w:hAnsiTheme="majorHAnsi"/>
+              </w:rPr>
+            </w:pPr>
+            <w:r>
+              <w:rPr>
+                <w:rFonts w:asciiTheme="majorHAnsi" w:eastAsiaTheme="majorHAnsi" w:hAnsiTheme="majorHAnsi"/>
+              </w:rPr>
+              <w:t>------------------------------------------------------------</w:t>
+            </w:r>
+          </w:p>
+          <w:p>
+            <w:pPr>
+              <w:pStyle w:val="1-0"/>
+              <w:rPr>
+                <w:rFonts w:asciiTheme="majorHAnsi" w:eastAsiaTheme="majorHAnsi" w:hAnsiTheme="majorHAnsi" w:hint="eastAsia"/>
+              </w:rPr>
+            </w:pPr>
+            <w:r>
+              <w:rPr>
+                <w:rFonts w:asciiTheme="majorHAnsi" w:eastAsiaTheme="majorHAnsi" w:hAnsiTheme="majorHAnsi" w:hint="eastAsia"/>
+              </w:rPr>
+              <w:t xml:space="preserve">[오후 3:54:21.931] </w:t>
+            </w:r>
+            <w:proofErr w:type="gramStart"/>
+            <w:r>
+              <w:rPr>
+                <w:rFonts w:asciiTheme="majorHAnsi" w:eastAsiaTheme="majorHAnsi" w:hAnsiTheme="majorHAnsi" w:hint="eastAsia"/>
+              </w:rPr>
+              <w:t>TX  01</w:t>
+            </w:r>
+            <w:proofErr w:type="gramEnd"/>
+            <w:r>
+              <w:rPr>
+                <w:rFonts w:asciiTheme="majorHAnsi" w:eastAsiaTheme="majorHAnsi" w:hAnsiTheme="majorHAnsi" w:hint="eastAsia"/>
+              </w:rPr>
+              <w:t xml:space="preserve"> 2B 0D 00 01 00 20 00 00 00 00 00 02 F3 31  (+6852ms)</w:t>
+            </w:r>
+          </w:p>
+          <w:p>
+            <w:pPr>
+              <w:pStyle w:val="1-0"/>
+              <w:rPr>
+                <w:rFonts w:asciiTheme="majorHAnsi" w:eastAsiaTheme="majorHAnsi" w:hAnsiTheme="majorHAnsi" w:hint="eastAsia"/>
+              </w:rPr>
+            </w:pPr>
+            <w:r>
+              <w:rPr>
+                <w:rFonts w:asciiTheme="majorHAnsi" w:eastAsiaTheme="majorHAnsi" w:hAnsiTheme="majorHAnsi" w:hint="eastAsia"/>
+              </w:rPr>
+              <w:t xml:space="preserve">[오후 3:54:21.956] </w:t>
+            </w:r>
+            <w:proofErr w:type="gramStart"/>
+            <w:r>
+              <w:rPr>
+                <w:rFonts w:asciiTheme="majorHAnsi" w:eastAsiaTheme="majorHAnsi" w:hAnsiTheme="majorHAnsi" w:hint="eastAsia"/>
+              </w:rPr>
+              <w:t>RX  01</w:t>
+            </w:r>
+            <w:proofErr w:type="gramEnd"/>
+            <w:r>
+              <w:rPr>
+                <w:rFonts w:asciiTheme="majorHAnsi" w:eastAsiaTheme="majorHAnsi" w:hAnsiTheme="majorHAnsi" w:hint="eastAsia"/>
+              </w:rPr>
+              <w:t xml:space="preserve"> 2B 0D 00 01 00 20 00 00 00 00 00 02 20 00 9C E4  (+25ms)</w:t>
+            </w:r>
+          </w:p>
+          <w:p>
+            <w:pPr>
+              <w:pStyle w:val="1-0"/>
+              <w:rPr>
+                <w:rFonts w:asciiTheme="majorHAnsi" w:eastAsiaTheme="majorHAnsi" w:hAnsiTheme="majorHAnsi" w:hint="eastAsia"/>
+              </w:rPr>
+            </w:pPr>
+            <w:r>
+              <w:rPr>
+                <w:rFonts w:asciiTheme="majorHAnsi" w:eastAsiaTheme="majorHAnsi" w:hAnsiTheme="majorHAnsi" w:hint="eastAsia"/>
+              </w:rPr>
+              <w:t xml:space="preserve">[오후 3:54:22.162] </w:t>
+            </w:r>
+            <w:proofErr w:type="gramStart"/>
+            <w:r>
+              <w:rPr>
+                <w:rFonts w:asciiTheme="majorHAnsi" w:eastAsiaTheme="majorHAnsi" w:hAnsiTheme="majorHAnsi" w:hint="eastAsia"/>
+              </w:rPr>
+              <w:t>TX  01</w:t>
+            </w:r>
+            <w:proofErr w:type="gramEnd"/>
+            <w:r>
+              <w:rPr>
+                <w:rFonts w:asciiTheme="majorHAnsi" w:eastAsiaTheme="majorHAnsi" w:hAnsiTheme="majorHAnsi" w:hint="eastAsia"/>
+              </w:rPr>
+              <w:t xml:space="preserve"> 2B 0D 00 01 00 20 00 00 00 00 00 02 F3 31  (+206ms)</w:t>
+            </w:r>
+          </w:p>
+          <w:p>
+            <w:pPr>
+              <w:pStyle w:val="1-0"/>
+              <w:rPr>
+                <w:rFonts w:asciiTheme="majorHAnsi" w:eastAsiaTheme="majorHAnsi" w:hAnsiTheme="majorHAnsi" w:hint="eastAsia"/>
+              </w:rPr>
+            </w:pPr>
+            <w:r>
+              <w:rPr>
+                <w:rFonts w:asciiTheme="majorHAnsi" w:eastAsiaTheme="majorHAnsi" w:hAnsiTheme="majorHAnsi" w:hint="eastAsia"/>
+              </w:rPr>
+              <w:t xml:space="preserve">[오후 3:54:22.199] </w:t>
+            </w:r>
+            <w:proofErr w:type="gramStart"/>
+            <w:r>
+              <w:rPr>
+                <w:rFonts w:asciiTheme="majorHAnsi" w:eastAsiaTheme="majorHAnsi" w:hAnsiTheme="majorHAnsi" w:hint="eastAsia"/>
+              </w:rPr>
+              <w:t>RX  01</w:t>
+            </w:r>
+            <w:proofErr w:type="gramEnd"/>
+            <w:r>
+              <w:rPr>
+                <w:rFonts w:asciiTheme="majorHAnsi" w:eastAsiaTheme="majorHAnsi" w:hAnsiTheme="majorHAnsi" w:hint="eastAsia"/>
+              </w:rPr>
+              <w:t xml:space="preserve"> 2B 0D 00 01 00 20 00 00 00 00 00 02 20 00 9C E4  (+37ms)</w:t>
+            </w:r>
+          </w:p>
+          <w:p>
+            <w:pPr>
+              <w:pStyle w:val="1-0"/>
+              <w:rPr>
+                <w:rFonts w:asciiTheme="majorHAnsi" w:eastAsiaTheme="majorHAnsi" w:hAnsiTheme="majorHAnsi" w:hint="eastAsia"/>
+              </w:rPr>
+            </w:pPr>
+            <w:r>
+              <w:rPr>
+                <w:rFonts w:asciiTheme="majorHAnsi" w:eastAsiaTheme="majorHAnsi" w:hAnsiTheme="majorHAnsi" w:hint="eastAsia"/>
+              </w:rPr>
+              <w:t xml:space="preserve">[오후 3:54:22.402] </w:t>
+            </w:r>
+            <w:proofErr w:type="gramStart"/>
+            <w:r>
+              <w:rPr>
+                <w:rFonts w:asciiTheme="majorHAnsi" w:eastAsiaTheme="majorHAnsi" w:hAnsiTheme="majorHAnsi" w:hint="eastAsia"/>
+              </w:rPr>
+              <w:t>TX  01</w:t>
+            </w:r>
+            <w:proofErr w:type="gramEnd"/>
+            <w:r>
+              <w:rPr>
+                <w:rFonts w:asciiTheme="majorHAnsi" w:eastAsiaTheme="majorHAnsi" w:hAnsiTheme="majorHAnsi" w:hint="eastAsia"/>
+              </w:rPr>
+              <w:t xml:space="preserve"> 2B 0D 00 01 00 20 00 00 00 00 00 02 F3 31  (+203ms)</w:t>
+            </w:r>
+          </w:p>
+          <w:p>
+            <w:pPr>
+              <w:pStyle w:val="1-0"/>
+              <w:rPr>
+                <w:rFonts w:asciiTheme="majorHAnsi" w:eastAsiaTheme="majorHAnsi" w:hAnsiTheme="majorHAnsi" w:hint="eastAsia"/>
+              </w:rPr>
+            </w:pPr>
+            <w:r>
+              <w:rPr>
+                <w:rFonts w:asciiTheme="majorHAnsi" w:eastAsiaTheme="majorHAnsi" w:hAnsiTheme="majorHAnsi" w:hint="eastAsia"/>
+              </w:rPr>
+              <w:t xml:space="preserve">[오후 3:54:22.436] </w:t>
+            </w:r>
+            <w:proofErr w:type="gramStart"/>
+            <w:r>
+              <w:rPr>
+                <w:rFonts w:asciiTheme="majorHAnsi" w:eastAsiaTheme="majorHAnsi" w:hAnsiTheme="majorHAnsi" w:hint="eastAsia"/>
+              </w:rPr>
+              <w:t>RX  01</w:t>
+            </w:r>
+            <w:proofErr w:type="gramEnd"/>
+            <w:r>
+              <w:rPr>
+                <w:rFonts w:asciiTheme="majorHAnsi" w:eastAsiaTheme="majorHAnsi" w:hAnsiTheme="majorHAnsi" w:hint="eastAsia"/>
+              </w:rPr>
+              <w:t xml:space="preserve"> 2B 0D 00 01 00 20 00 00 00 00 00 02 20 00 9C E4  (+34ms)</w:t>
+            </w:r>
+          </w:p>
+          <w:p>
+            <w:pPr>
+              <w:pStyle w:val="1-0"/>
+              <w:rPr>
+                <w:rFonts w:asciiTheme="majorHAnsi" w:eastAsiaTheme="majorHAnsi" w:hAnsiTheme="majorHAnsi" w:hint="eastAsia"/>
+              </w:rPr>
+            </w:pPr>
+            <w:r>
+              <w:rPr>
+                <w:rFonts w:asciiTheme="majorHAnsi" w:eastAsiaTheme="majorHAnsi" w:hAnsiTheme="majorHAnsi" w:hint="eastAsia"/>
+              </w:rPr>
+              <w:t xml:space="preserve">[오후 3:54:22.851] </w:t>
+            </w:r>
+            <w:proofErr w:type="gramStart"/>
+            <w:r>
+              <w:rPr>
+                <w:rFonts w:asciiTheme="majorHAnsi" w:eastAsiaTheme="majorHAnsi" w:hAnsiTheme="majorHAnsi" w:hint="eastAsia"/>
+              </w:rPr>
+              <w:t>TX  01</w:t>
+            </w:r>
+            <w:proofErr w:type="gramEnd"/>
+            <w:r>
+              <w:rPr>
+                <w:rFonts w:asciiTheme="majorHAnsi" w:eastAsiaTheme="majorHAnsi" w:hAnsiTheme="majorHAnsi" w:hint="eastAsia"/>
+              </w:rPr>
+              <w:t xml:space="preserve"> 2B 0D 00 01 00 FF </w:t>
+            </w:r>
+            <w:proofErr w:type="spellStart"/>
+            <w:r>
+              <w:rPr>
+                <w:rFonts w:asciiTheme="majorHAnsi" w:eastAsiaTheme="majorHAnsi" w:hAnsiTheme="majorHAnsi" w:hint="eastAsia"/>
+              </w:rPr>
+              <w:t>FF</w:t>
+            </w:r>
+            <w:proofErr w:type="spellEnd"/>
+            <w:r>
+              <w:rPr>
+                <w:rFonts w:asciiTheme="majorHAnsi" w:eastAsiaTheme="majorHAnsi" w:hAnsiTheme="majorHAnsi" w:hint="eastAsia"/>
+              </w:rPr>
+              <w:t xml:space="preserve"> 00 00 00 00 02 C9 F3  (+415ms)</w:t>
+            </w:r>
+          </w:p>
+          <w:p>
+            <w:pPr>
+              <w:pStyle w:val="1-0"/>
+              <w:rPr>
+                <w:rFonts w:asciiTheme="majorHAnsi" w:eastAsiaTheme="majorHAnsi" w:hAnsiTheme="majorHAnsi" w:hint="eastAsia"/>
+              </w:rPr>
+            </w:pPr>
+            <w:r>
+              <w:rPr>
+                <w:rFonts w:asciiTheme="majorHAnsi" w:eastAsiaTheme="majorHAnsi" w:hAnsiTheme="majorHAnsi" w:hint="eastAsia"/>
+              </w:rPr>
+              <w:t xml:space="preserve">[오후 3:54:22.868] </w:t>
+            </w:r>
+            <w:proofErr w:type="gramStart"/>
+            <w:r>
+              <w:rPr>
+                <w:rFonts w:asciiTheme="majorHAnsi" w:eastAsiaTheme="majorHAnsi" w:hAnsiTheme="majorHAnsi" w:hint="eastAsia"/>
+              </w:rPr>
+              <w:t>ER  01</w:t>
+            </w:r>
+            <w:proofErr w:type="gramEnd"/>
+            <w:r>
+              <w:rPr>
+                <w:rFonts w:asciiTheme="majorHAnsi" w:eastAsiaTheme="majorHAnsi" w:hAnsiTheme="majorHAnsi" w:hint="eastAsia"/>
+              </w:rPr>
+              <w:t xml:space="preserve"> AB 02 DE F1  (+17ms)</w:t>
+            </w:r>
+          </w:p>
+          <w:p>
+            <w:pPr>
+              <w:pStyle w:val="1-0"/>
+              <w:rPr>
+                <w:rFonts w:asciiTheme="majorHAnsi" w:eastAsiaTheme="majorHAnsi" w:hAnsiTheme="majorHAnsi" w:hint="eastAsia"/>
+              </w:rPr>
+            </w:pPr>
+            <w:r>
+              <w:rPr>
+                <w:rFonts w:asciiTheme="majorHAnsi" w:eastAsiaTheme="majorHAnsi" w:hAnsiTheme="majorHAnsi" w:hint="eastAsia"/>
+              </w:rPr>
+              <w:t xml:space="preserve">[오후 3:54:23.172] </w:t>
+            </w:r>
+            <w:proofErr w:type="gramStart"/>
+            <w:r>
+              <w:rPr>
+                <w:rFonts w:asciiTheme="majorHAnsi" w:eastAsiaTheme="majorHAnsi" w:hAnsiTheme="majorHAnsi" w:hint="eastAsia"/>
+              </w:rPr>
+              <w:t>TX  01</w:t>
+            </w:r>
+            <w:proofErr w:type="gramEnd"/>
+            <w:r>
+              <w:rPr>
+                <w:rFonts w:asciiTheme="majorHAnsi" w:eastAsiaTheme="majorHAnsi" w:hAnsiTheme="majorHAnsi" w:hint="eastAsia"/>
+              </w:rPr>
+              <w:t xml:space="preserve"> 2B 0D 00 01 00 26 0B 00 00 00 00 02 94 4A  (+304ms)</w:t>
+            </w:r>
+          </w:p>
+          <w:p>
+            <w:pPr>
+              <w:pStyle w:val="1-0"/>
+              <w:rPr>
+                <w:rFonts w:asciiTheme="majorHAnsi" w:eastAsiaTheme="majorHAnsi" w:hAnsiTheme="majorHAnsi" w:hint="eastAsia"/>
+              </w:rPr>
+            </w:pPr>
+            <w:r>
+              <w:rPr>
+                <w:rFonts w:asciiTheme="majorHAnsi" w:eastAsiaTheme="majorHAnsi" w:hAnsiTheme="majorHAnsi" w:hint="eastAsia"/>
+              </w:rPr>
+              <w:t xml:space="preserve">[오후 3:54:23.204] </w:t>
+            </w:r>
+            <w:proofErr w:type="gramStart"/>
+            <w:r>
+              <w:rPr>
+                <w:rFonts w:asciiTheme="majorHAnsi" w:eastAsiaTheme="majorHAnsi" w:hAnsiTheme="majorHAnsi" w:hint="eastAsia"/>
+              </w:rPr>
+              <w:t>RX  01</w:t>
+            </w:r>
+            <w:proofErr w:type="gramEnd"/>
+            <w:r>
+              <w:rPr>
+                <w:rFonts w:asciiTheme="majorHAnsi" w:eastAsiaTheme="majorHAnsi" w:hAnsiTheme="majorHAnsi" w:hint="eastAsia"/>
+              </w:rPr>
+              <w:t xml:space="preserve"> 2B 0D 00 01 00 26 0B 00 00 00 00 02 00 1C EE FE  (+32ms)</w:t>
+            </w:r>
+          </w:p>
+          <w:p>
+            <w:pPr>
+              <w:pStyle w:val="1-0"/>
+              <w:rPr>
+                <w:rFonts w:asciiTheme="majorHAnsi" w:eastAsiaTheme="majorHAnsi" w:hAnsiTheme="majorHAnsi" w:hint="eastAsia"/>
+              </w:rPr>
+            </w:pPr>
+            <w:r>
+              <w:rPr>
+                <w:rFonts w:asciiTheme="majorHAnsi" w:eastAsiaTheme="majorHAnsi" w:hAnsiTheme="majorHAnsi" w:hint="eastAsia"/>
+              </w:rPr>
+              <w:t xml:space="preserve">[오후 3:54:23.205] </w:t>
+            </w:r>
+            <w:proofErr w:type="gramStart"/>
+            <w:r>
+              <w:rPr>
+                <w:rFonts w:asciiTheme="majorHAnsi" w:eastAsiaTheme="majorHAnsi" w:hAnsiTheme="majorHAnsi" w:hint="eastAsia"/>
+              </w:rPr>
+              <w:t>TX  01</w:t>
+            </w:r>
+            <w:proofErr w:type="gramEnd"/>
+            <w:r>
+              <w:rPr>
+                <w:rFonts w:asciiTheme="majorHAnsi" w:eastAsiaTheme="majorHAnsi" w:hAnsiTheme="majorHAnsi" w:hint="eastAsia"/>
+              </w:rPr>
+              <w:t xml:space="preserve"> 2B 0D 80 01 00 26 0B 00 00 00 00 02 FF E3 ED 30  (+1ms)</w:t>
+            </w:r>
+          </w:p>
+          <w:p>
+            <w:pPr>
+              <w:pStyle w:val="1-0"/>
+              <w:rPr>
+                <w:rFonts w:asciiTheme="majorHAnsi" w:eastAsiaTheme="majorHAnsi" w:hAnsiTheme="majorHAnsi" w:hint="eastAsia"/>
+              </w:rPr>
+            </w:pPr>
+            <w:r>
+              <w:rPr>
+                <w:rFonts w:asciiTheme="majorHAnsi" w:eastAsiaTheme="majorHAnsi" w:hAnsiTheme="majorHAnsi" w:hint="eastAsia"/>
+              </w:rPr>
+              <w:t xml:space="preserve">[오후 3:54:23.236] </w:t>
+            </w:r>
+            <w:proofErr w:type="gramStart"/>
+            <w:r>
+              <w:rPr>
+                <w:rFonts w:asciiTheme="majorHAnsi" w:eastAsiaTheme="majorHAnsi" w:hAnsiTheme="majorHAnsi" w:hint="eastAsia"/>
+              </w:rPr>
+              <w:t>RX  01</w:t>
+            </w:r>
+            <w:proofErr w:type="gramEnd"/>
+            <w:r>
+              <w:rPr>
+                <w:rFonts w:asciiTheme="majorHAnsi" w:eastAsiaTheme="majorHAnsi" w:hAnsiTheme="majorHAnsi" w:hint="eastAsia"/>
+              </w:rPr>
+              <w:t xml:space="preserve"> 2B 0D 80 01 00 26 0B 00 00 00 00 02 FF E3 ED 30  (+31ms)</w:t>
+            </w:r>
+          </w:p>
+          <w:p>
+            <w:pPr>
+              <w:pStyle w:val="1-0"/>
+              <w:rPr>
+                <w:rFonts w:asciiTheme="majorHAnsi" w:eastAsiaTheme="majorHAnsi" w:hAnsiTheme="majorHAnsi" w:hint="eastAsia"/>
+              </w:rPr>
+            </w:pPr>
+            <w:r>
+              <w:rPr>
+                <w:rFonts w:asciiTheme="majorHAnsi" w:eastAsiaTheme="majorHAnsi" w:hAnsiTheme="majorHAnsi" w:hint="eastAsia"/>
+              </w:rPr>
+              <w:t xml:space="preserve">[오후 3:54:23.541] </w:t>
+            </w:r>
+            <w:proofErr w:type="gramStart"/>
+            <w:r>
+              <w:rPr>
+                <w:rFonts w:asciiTheme="majorHAnsi" w:eastAsiaTheme="majorHAnsi" w:hAnsiTheme="majorHAnsi" w:hint="eastAsia"/>
+              </w:rPr>
+              <w:t>TX  01</w:t>
+            </w:r>
+            <w:proofErr w:type="gramEnd"/>
+            <w:r>
+              <w:rPr>
+                <w:rFonts w:asciiTheme="majorHAnsi" w:eastAsiaTheme="majorHAnsi" w:hAnsiTheme="majorHAnsi" w:hint="eastAsia"/>
+              </w:rPr>
+              <w:t xml:space="preserve"> 2B 0D 00 01 00 20 00 00 00 00 00 02 00 00  (+305ms)</w:t>
+            </w:r>
+          </w:p>
+          <w:p>
+            <w:pPr>
+              <w:pStyle w:val="1-0"/>
+              <w:rPr>
+                <w:rFonts w:asciiTheme="majorHAnsi" w:eastAsiaTheme="majorHAnsi" w:hAnsiTheme="majorHAnsi" w:hint="eastAsia"/>
+              </w:rPr>
+            </w:pPr>
+            <w:r>
+              <w:rPr>
+                <w:rFonts w:asciiTheme="majorHAnsi" w:eastAsiaTheme="majorHAnsi" w:hAnsiTheme="majorHAnsi" w:hint="eastAsia"/>
+              </w:rPr>
+              <w:t xml:space="preserve">[오후 3:54:23.748] </w:t>
+            </w:r>
+            <w:proofErr w:type="gramStart"/>
+            <w:r>
+              <w:rPr>
+                <w:rFonts w:asciiTheme="majorHAnsi" w:eastAsiaTheme="majorHAnsi" w:hAnsiTheme="majorHAnsi" w:hint="eastAsia"/>
+              </w:rPr>
+              <w:t>ER  Slave</w:t>
+            </w:r>
+            <w:proofErr w:type="gramEnd"/>
+            <w:r>
+              <w:rPr>
+                <w:rFonts w:asciiTheme="majorHAnsi" w:eastAsiaTheme="majorHAnsi" w:hAnsiTheme="majorHAnsi" w:hint="eastAsia"/>
+              </w:rPr>
+              <w:t xml:space="preserve"> 1: Response timeout (200ms)  (+207ms)</w:t>
+            </w:r>
+          </w:p>
+          <w:p>
+            <w:pPr>
+              <w:pStyle w:val="1-0"/>
+              <w:rPr>
+                <w:rFonts w:asciiTheme="majorHAnsi" w:eastAsiaTheme="majorHAnsi" w:hAnsiTheme="majorHAnsi" w:hint="eastAsia"/>
+              </w:rPr>
+            </w:pPr>
+            <w:r>
+              <w:rPr>
+                <w:rFonts w:asciiTheme="majorHAnsi" w:eastAsiaTheme="majorHAnsi" w:hAnsiTheme="majorHAnsi" w:hint="eastAsia"/>
+              </w:rPr>
+              <w:t xml:space="preserve">[오후 3:54:24.054] </w:t>
+            </w:r>
+            <w:proofErr w:type="gramStart"/>
+            <w:r>
+              <w:rPr>
+                <w:rFonts w:asciiTheme="majorHAnsi" w:eastAsiaTheme="majorHAnsi" w:hAnsiTheme="majorHAnsi" w:hint="eastAsia"/>
+              </w:rPr>
+              <w:t>TX  01</w:t>
+            </w:r>
+            <w:proofErr w:type="gramEnd"/>
+            <w:r>
+              <w:rPr>
+                <w:rFonts w:asciiTheme="majorHAnsi" w:eastAsiaTheme="majorHAnsi" w:hAnsiTheme="majorHAnsi" w:hint="eastAsia"/>
+              </w:rPr>
+              <w:t xml:space="preserve"> 03 D0 01 00 01 ED 0A  (+306ms)</w:t>
+            </w:r>
+          </w:p>
+          <w:p>
+            <w:pPr>
+              <w:pStyle w:val="1-0"/>
+              <w:rPr>
+                <w:rFonts w:asciiTheme="majorHAnsi" w:eastAsiaTheme="majorHAnsi" w:hAnsiTheme="majorHAnsi" w:hint="eastAsia"/>
+              </w:rPr>
+            </w:pPr>
+            <w:r>
+              <w:rPr>
+                <w:rFonts w:asciiTheme="majorHAnsi" w:eastAsiaTheme="majorHAnsi" w:hAnsiTheme="majorHAnsi" w:hint="eastAsia"/>
+              </w:rPr>
+              <w:t xml:space="preserve">[오후 3:54:24.067] </w:t>
+            </w:r>
+            <w:proofErr w:type="gramStart"/>
+            <w:r>
+              <w:rPr>
+                <w:rFonts w:asciiTheme="majorHAnsi" w:eastAsiaTheme="majorHAnsi" w:hAnsiTheme="majorHAnsi" w:hint="eastAsia"/>
+              </w:rPr>
+              <w:t>RX  01</w:t>
+            </w:r>
+            <w:proofErr w:type="gramEnd"/>
+            <w:r>
+              <w:rPr>
+                <w:rFonts w:asciiTheme="majorHAnsi" w:eastAsiaTheme="majorHAnsi" w:hAnsiTheme="majorHAnsi" w:hint="eastAsia"/>
+              </w:rPr>
+              <w:t xml:space="preserve"> 03 02 00 00 B8 44  (+13ms)</w:t>
+            </w:r>
+          </w:p>
+          <w:p>
+            <w:pPr>
+              <w:pStyle w:val="1-0"/>
+              <w:rPr>
+                <w:rFonts w:asciiTheme="majorHAnsi" w:eastAsiaTheme="majorHAnsi" w:hAnsiTheme="majorHAnsi"/>
+              </w:rPr>
+            </w:pPr>
+          </w:p>
+          <w:p>
+            <w:pPr>
+              <w:pStyle w:val="1-0"/>
+              <w:numPr>
+                <w:ilvl w:val="0"/>
+                <w:numId w:val="0"/>
+              </w:numPr>
+              <w:rPr>
+                <w:rFonts w:asciiTheme="majorHAnsi" w:eastAsiaTheme="majorHAnsi" w:hAnsiTheme="majorHAnsi" w:hint="eastAsia"/>
+                <w:b/>
+                <w:bCs/>
+              </w:rPr>
+            </w:pPr>
+            <w:r>
+              <w:rPr>
+                <w:rFonts w:asciiTheme="majorHAnsi" w:eastAsiaTheme="majorHAnsi" w:hAnsiTheme="majorHAnsi"/>
+              </w:rPr>
+              <w:t>============================================================</w:t>
+            </w:r>
           </w:p>
         </w:tc>
       </w:tr>
@@ -1340,6 +3366,7 @@
               <w:rPr>
                 <w:rFonts w:asciiTheme="majorHAnsi" w:eastAsiaTheme="majorHAnsi" w:hAnsiTheme="majorHAnsi" w:hint="eastAsia"/>
               </w:rPr>
+              <w:lastRenderedPageBreak/>
               <w:t>기타</w:t>
             </w:r>
           </w:p>
@@ -1373,7 +3400,7 @@
       </w:pPr>
     </w:p>
     <w:sectPr>
-      <w:headerReference w:type="default" r:id="rId8"/>
+      <w:headerReference w:type="default" r:id="rId9"/>
       <w:pgSz w:w="11906" w:h="16838"/>
       <w:pgMar w:top="1701" w:right="1440" w:bottom="1440" w:left="1440" w:header="851" w:footer="992" w:gutter="0"/>
       <w:cols w:space="425"/>
@@ -6038,6 +8065,7 @@
   <w:style w:type="character" w:default="1" w:styleId="a0">
     <w:name w:val="Default Paragraph Font"/>
     <w:uiPriority w:val="1"/>
+    <w:semiHidden/>
     <w:unhideWhenUsed/>
   </w:style>
   <w:style w:type="table" w:default="1" w:styleId="a1">
